--- a/01-嵌入式操作系统及应用/01-教案/嵌入式操作系统及应用-07.docx
+++ b/01-嵌入式操作系统及应用/01-教案/嵌入式操作系统及应用-07.docx
@@ -113,6 +113,7 @@
             <w:insideH w:val="single" w:color="auto" w:sz="4" w:space="0"/>
             <w:insideV w:val="single" w:color="auto" w:sz="4" w:space="0"/>
           </w:tblBorders>
+          <w:shd w:val="clear" w:color="auto" w:fill="FFFFFF"/>
           <w:tblCellMar>
             <w:top w:w="0" w:type="dxa"/>
             <w:left w:w="108" w:type="dxa"/>
@@ -234,6 +235,21 @@
                 <w:lang w:val="en-US" w:eastAsia="zh-CN"/>
               </w:rPr>
             </w:pPr>
+            <w:r>
+              <w:rPr>
+                <w:rFonts w:ascii="Segoe UI" w:hAnsi="Segoe UI" w:eastAsia="Segoe UI" w:cs="Segoe UI"/>
+                <w:i w:val="0"/>
+                <w:iCs w:val="0"/>
+                <w:caps w:val="0"/>
+                <w:spacing w:val="0"/>
+                <w:sz w:val="16"/>
+                <w:szCs w:val="16"/>
+                <w:shd w:val="clear" w:fill="FBFBFB"/>
+              </w:rPr>
+              <w:t>2025-10-15</w:t>
+            </w:r>
+            <w:bookmarkStart w:id="0" w:name="_GoBack"/>
+            <w:bookmarkEnd w:id="0"/>
           </w:p>
         </w:tc>
       </w:tr>
@@ -317,33 +333,6 @@
               </w:rPr>
               <w:t>物联网2411</w:t>
             </w:r>
-            <w:r>
-              <w:rPr>
-                <w:rFonts w:hint="eastAsia" w:ascii="宋体" w:hAnsi="宋体" w:eastAsia="宋体" w:cs="宋体"/>
-                <w:sz w:val="21"/>
-                <w:szCs w:val="21"/>
-                <w:lang w:val="en-US" w:eastAsia="zh-CN"/>
-              </w:rPr>
-              <w:t>|</w:t>
-            </w:r>
-            <w:r>
-              <w:rPr>
-                <w:rFonts w:hint="eastAsia" w:ascii="宋体" w:hAnsi="宋体" w:eastAsia="宋体" w:cs="宋体"/>
-                <w:sz w:val="21"/>
-                <w:szCs w:val="21"/>
-                <w:lang w:eastAsia="zh-CN"/>
-              </w:rPr>
-              <w:t>物联网241</w:t>
-            </w:r>
-            <w:r>
-              <w:rPr>
-                <w:rFonts w:hint="eastAsia" w:ascii="宋体" w:hAnsi="宋体" w:eastAsia="宋体" w:cs="宋体"/>
-                <w:sz w:val="21"/>
-                <w:szCs w:val="21"/>
-                <w:lang w:val="en-US" w:eastAsia="zh-CN"/>
-              </w:rPr>
-              <w:t>2</w:t>
-            </w:r>
           </w:p>
         </w:tc>
         <w:tc>
@@ -417,6 +406,7 @@
             <w:insideH w:val="single" w:color="auto" w:sz="4" w:space="0"/>
             <w:insideV w:val="single" w:color="auto" w:sz="4" w:space="0"/>
           </w:tblBorders>
+          <w:shd w:val="clear" w:color="auto" w:fill="FFFFFF"/>
           <w:tblCellMar>
             <w:top w:w="0" w:type="dxa"/>
             <w:left w:w="108" w:type="dxa"/>
@@ -499,6 +489,7 @@
             <w:insideH w:val="single" w:color="auto" w:sz="4" w:space="0"/>
             <w:insideV w:val="single" w:color="auto" w:sz="4" w:space="0"/>
           </w:tblBorders>
+          <w:shd w:val="clear" w:color="auto" w:fill="FFFFFF"/>
           <w:tblCellMar>
             <w:top w:w="0" w:type="dxa"/>
             <w:left w:w="108" w:type="dxa"/>
@@ -709,7 +700,6 @@
                 <w:spacing w:val="0"/>
                 <w:sz w:val="17"/>
                 <w:szCs w:val="17"/>
-                <w:bdr w:val="none" w:color="auto" w:sz="0" w:space="0"/>
                 <w:shd w:val="clear" w:fill="F0F0F0"/>
               </w:rPr>
               <w:t>LOS_SemCreate()</w:t>
@@ -739,7 +729,6 @@
                 <w:spacing w:val="0"/>
                 <w:sz w:val="17"/>
                 <w:szCs w:val="17"/>
-                <w:bdr w:val="none" w:color="auto" w:sz="0" w:space="0"/>
                 <w:shd w:val="clear" w:fill="F0F0F0"/>
               </w:rPr>
               <w:t>LOS_SemPend()</w:t>
@@ -769,7 +758,6 @@
                 <w:spacing w:val="0"/>
                 <w:sz w:val="17"/>
                 <w:szCs w:val="17"/>
-                <w:bdr w:val="none" w:color="auto" w:sz="0" w:space="0"/>
                 <w:shd w:val="clear" w:fill="F0F0F0"/>
               </w:rPr>
               <w:t>LOS_SemPost()</w:t>
@@ -829,6 +817,7 @@
             <w:insideH w:val="single" w:color="auto" w:sz="4" w:space="0"/>
             <w:insideV w:val="single" w:color="auto" w:sz="4" w:space="0"/>
           </w:tblBorders>
+          <w:shd w:val="clear" w:color="auto" w:fill="FFFFFF"/>
           <w:tblCellMar>
             <w:top w:w="0" w:type="dxa"/>
             <w:left w:w="108" w:type="dxa"/>
@@ -947,7 +936,6 @@
                 <w:spacing w:val="0"/>
                 <w:sz w:val="17"/>
                 <w:szCs w:val="17"/>
-                <w:bdr w:val="none" w:color="auto" w:sz="0" w:space="0"/>
                 <w:shd w:val="clear" w:fill="F0F0F0"/>
               </w:rPr>
               <w:t>LOS_SemPend()</w:t>
@@ -1136,7 +1124,6 @@
                 <w:spacing w:val="0"/>
                 <w:sz w:val="17"/>
                 <w:szCs w:val="17"/>
-                <w:bdr w:val="none" w:color="auto" w:sz="0" w:space="0"/>
                 <w:shd w:val="clear" w:fill="F0F0F0"/>
               </w:rPr>
               <w:t>LOS_SemCreate()</w:t>
@@ -1166,7 +1153,6 @@
                 <w:spacing w:val="0"/>
                 <w:sz w:val="17"/>
                 <w:szCs w:val="17"/>
-                <w:bdr w:val="none" w:color="auto" w:sz="0" w:space="0"/>
                 <w:shd w:val="clear" w:fill="F0F0F0"/>
               </w:rPr>
               <w:t>count=0</w:t>
@@ -1196,7 +1182,6 @@
                 <w:spacing w:val="0"/>
                 <w:sz w:val="17"/>
                 <w:szCs w:val="17"/>
-                <w:bdr w:val="none" w:color="auto" w:sz="0" w:space="0"/>
                 <w:shd w:val="clear" w:fill="F0F0F0"/>
               </w:rPr>
               <w:t>LOS_SemPost()</w:t>
@@ -1226,7 +1211,6 @@
                 <w:spacing w:val="0"/>
                 <w:sz w:val="17"/>
                 <w:szCs w:val="17"/>
-                <w:bdr w:val="none" w:color="auto" w:sz="0" w:space="0"/>
                 <w:shd w:val="clear" w:fill="F0F0F0"/>
               </w:rPr>
               <w:t>LOS_SemPend()</w:t>
@@ -1284,7 +1268,6 @@
                 <w:spacing w:val="0"/>
                 <w:sz w:val="17"/>
                 <w:szCs w:val="17"/>
-                <w:bdr w:val="none" w:color="auto" w:sz="0" w:space="0"/>
                 <w:shd w:val="clear" w:fill="F0F0F0"/>
               </w:rPr>
               <w:t>vendor/lockzhiner/rk2206/sample/BUILD.gn</w:t>
@@ -1314,7 +1297,6 @@
                 <w:spacing w:val="0"/>
                 <w:sz w:val="17"/>
                 <w:szCs w:val="17"/>
-                <w:bdr w:val="none" w:color="auto" w:sz="0" w:space="0"/>
                 <w:shd w:val="clear" w:fill="F0F0F0"/>
               </w:rPr>
               <w:t>./a2_kernel_semaphore:sem_example</w:t>
@@ -1344,7 +1326,6 @@
                 <w:spacing w:val="0"/>
                 <w:sz w:val="17"/>
                 <w:szCs w:val="17"/>
-                <w:bdr w:val="none" w:color="auto" w:sz="0" w:space="0"/>
                 <w:shd w:val="clear" w:fill="F0F0F0"/>
               </w:rPr>
               <w:t>device/lockzhiner/rk2206/sdk_liteos/Makefile</w:t>
@@ -1374,7 +1355,6 @@
                 <w:spacing w:val="0"/>
                 <w:sz w:val="17"/>
                 <w:szCs w:val="17"/>
-                <w:bdr w:val="none" w:color="auto" w:sz="0" w:space="0"/>
                 <w:shd w:val="clear" w:fill="F0F0F0"/>
               </w:rPr>
               <w:t>-lsem_example</w:t>
@@ -1516,7 +1496,6 @@
                 <w:spacing w:val="0"/>
                 <w:sz w:val="17"/>
                 <w:szCs w:val="17"/>
-                <w:bdr w:val="none" w:color="auto" w:sz="0" w:space="0"/>
                 <w:shd w:val="clear" w:fill="F0F0F0"/>
               </w:rPr>
               <w:t>LOS_SemCreate()</w:t>
@@ -1546,7 +1525,6 @@
                 <w:spacing w:val="0"/>
                 <w:sz w:val="17"/>
                 <w:szCs w:val="17"/>
-                <w:bdr w:val="none" w:color="auto" w:sz="0" w:space="0"/>
                 <w:shd w:val="clear" w:fill="F0F0F0"/>
               </w:rPr>
               <w:t>LOS_ERRNO_SEM_COUNT_INVALID</w:t>
@@ -1604,7 +1582,6 @@
                 <w:spacing w:val="0"/>
                 <w:sz w:val="17"/>
                 <w:szCs w:val="17"/>
-                <w:bdr w:val="none" w:color="auto" w:sz="0" w:space="0"/>
                 <w:shd w:val="clear" w:fill="F0F0F0"/>
               </w:rPr>
               <w:t>BUILD.gn</w:t>
@@ -1634,7 +1611,6 @@
                 <w:spacing w:val="0"/>
                 <w:sz w:val="17"/>
                 <w:szCs w:val="17"/>
-                <w:bdr w:val="none" w:color="auto" w:sz="0" w:space="0"/>
                 <w:shd w:val="clear" w:fill="F0F0F0"/>
               </w:rPr>
               <w:t>Makefile</w:t>
@@ -1664,7 +1640,6 @@
                 <w:spacing w:val="0"/>
                 <w:sz w:val="17"/>
                 <w:szCs w:val="17"/>
-                <w:bdr w:val="none" w:color="auto" w:sz="0" w:space="0"/>
                 <w:shd w:val="clear" w:fill="F0F0F0"/>
               </w:rPr>
               <w:t>sem_example</w:t>
@@ -2008,6 +1983,7 @@
           </w:tcPr>
           <w:tbl>
             <w:tblPr>
+              <w:tblStyle w:val="8"/>
               <w:tblW w:w="15619" w:type="dxa"/>
               <w:tblInd w:w="-161" w:type="dxa"/>
               <w:tblBorders>
@@ -2096,7 +2072,6 @@
                       <w:kern w:val="0"/>
                       <w:sz w:val="19"/>
                       <w:szCs w:val="19"/>
-                      <w:bdr w:val="none" w:color="auto" w:sz="0" w:space="0"/>
                       <w:lang w:val="en-US" w:eastAsia="zh-CN" w:bidi="ar"/>
                     </w:rPr>
                     <w:t>1. 讲解鸿蒙信号量在国产工业控制器中的应用：如某国产智能机床通过信号量实现“主轴任务”与“进给任务”的同步，确保加工精度；</w:t>
@@ -2112,7 +2087,6 @@
                       <w:kern w:val="0"/>
                       <w:sz w:val="19"/>
                       <w:szCs w:val="19"/>
-                      <w:bdr w:val="none" w:color="auto" w:sz="0" w:space="0"/>
                       <w:lang w:val="en-US" w:eastAsia="zh-CN" w:bidi="ar"/>
                     </w:rPr>
                     <w:br w:type="textWrapping"/>
@@ -2128,7 +2102,6 @@
                       <w:kern w:val="0"/>
                       <w:sz w:val="19"/>
                       <w:szCs w:val="19"/>
-                      <w:bdr w:val="none" w:color="auto" w:sz="0" w:space="0"/>
                       <w:lang w:val="en-US" w:eastAsia="zh-CN" w:bidi="ar"/>
                     </w:rPr>
                     <w:t>2. 对比国外嵌入式系统（如FreeRTOS）信号量的适配复杂度，强调鸿蒙系统“API本土化设计、源码自主可控”的优势，引导学生认同国产嵌入式生态。</w:t>
@@ -2182,7 +2155,6 @@
                       <w:kern w:val="0"/>
                       <w:sz w:val="19"/>
                       <w:szCs w:val="19"/>
-                      <w:bdr w:val="none" w:color="auto" w:sz="0" w:space="0"/>
                       <w:lang w:val="en-US" w:eastAsia="zh-CN" w:bidi="ar"/>
                     </w:rPr>
                     <w:t>1. 讲解鸿蒙信号量在国产工业控制器中的应用：如某国产智能机床通过信号量实现“主轴任务”与“进给任务”的同步，确保加工精度；</w:t>
@@ -2198,7 +2170,6 @@
                       <w:kern w:val="0"/>
                       <w:sz w:val="19"/>
                       <w:szCs w:val="19"/>
-                      <w:bdr w:val="none" w:color="auto" w:sz="0" w:space="0"/>
                       <w:lang w:val="en-US" w:eastAsia="zh-CN" w:bidi="ar"/>
                     </w:rPr>
                     <w:br w:type="textWrapping"/>
@@ -2214,7 +2185,6 @@
                       <w:kern w:val="0"/>
                       <w:sz w:val="19"/>
                       <w:szCs w:val="19"/>
-                      <w:bdr w:val="none" w:color="auto" w:sz="0" w:space="0"/>
                       <w:lang w:val="en-US" w:eastAsia="zh-CN" w:bidi="ar"/>
                     </w:rPr>
                     <w:t>2. 对比国外嵌入式系统（如FreeRTOS）信号量的适配复杂度，强调鸿蒙系统“API本土化设计、源码自主可控”的优势，引导学生认同国产嵌入式生态。</w:t>
@@ -2959,7 +2929,6 @@
                 <w:spacing w:val="0"/>
                 <w:sz w:val="17"/>
                 <w:szCs w:val="17"/>
-                <w:bdr w:val="none" w:color="auto" w:sz="0" w:space="0"/>
                 <w:shd w:val="clear" w:fill="F0F0F0"/>
               </w:rPr>
               <w:t>LOS_SemCreate()</w:t>
@@ -3045,7 +3014,6 @@
                 <w:spacing w:val="0"/>
                 <w:sz w:val="17"/>
                 <w:szCs w:val="17"/>
-                <w:bdr w:val="none" w:color="auto" w:sz="0" w:space="0"/>
                 <w:shd w:val="clear" w:fill="F0F0F0"/>
               </w:rPr>
               <w:t>LOS_SemCreate()</w:t>
@@ -4207,7 +4175,6 @@
                 <w:spacing w:val="0"/>
                 <w:sz w:val="17"/>
                 <w:szCs w:val="17"/>
-                <w:bdr w:val="none" w:color="auto" w:sz="0" w:space="0"/>
                 <w:shd w:val="clear" w:fill="F0F0F0"/>
               </w:rPr>
               <w:t>LOS_SemCreate(UINT32 count, UINT32 *semID, const CHAR *name)</w:t>
@@ -4237,7 +4204,6 @@
                 <w:spacing w:val="0"/>
                 <w:sz w:val="17"/>
                 <w:szCs w:val="17"/>
-                <w:bdr w:val="none" w:color="auto" w:sz="0" w:space="0"/>
                 <w:shd w:val="clear" w:fill="F0F0F0"/>
               </w:rPr>
               <w:t>count</w:t>
@@ -4267,7 +4233,6 @@
                 <w:spacing w:val="0"/>
                 <w:sz w:val="17"/>
                 <w:szCs w:val="17"/>
-                <w:bdr w:val="none" w:color="auto" w:sz="0" w:space="0"/>
                 <w:shd w:val="clear" w:fill="F0F0F0"/>
               </w:rPr>
               <w:t>semID</w:t>
@@ -4297,7 +4262,6 @@
                 <w:spacing w:val="0"/>
                 <w:sz w:val="17"/>
                 <w:szCs w:val="17"/>
-                <w:bdr w:val="none" w:color="auto" w:sz="0" w:space="0"/>
                 <w:shd w:val="clear" w:fill="F0F0F0"/>
               </w:rPr>
               <w:t>name</w:t>
@@ -4355,7 +4319,6 @@
                 <w:spacing w:val="0"/>
                 <w:sz w:val="17"/>
                 <w:szCs w:val="17"/>
-                <w:bdr w:val="none" w:color="auto" w:sz="0" w:space="0"/>
                 <w:shd w:val="clear" w:fill="F0F0F0"/>
               </w:rPr>
               <w:t>LOS_SemPost(UINT32 semID)</w:t>
@@ -4413,7 +4376,6 @@
                 <w:spacing w:val="0"/>
                 <w:sz w:val="17"/>
                 <w:szCs w:val="17"/>
-                <w:bdr w:val="none" w:color="auto" w:sz="0" w:space="0"/>
                 <w:shd w:val="clear" w:fill="F0F0F0"/>
               </w:rPr>
               <w:t>LOS_SemPend(UINT32 semID, UINT32 timeout)</w:t>
@@ -4471,7 +4433,6 @@
                 <w:spacing w:val="0"/>
                 <w:sz w:val="17"/>
                 <w:szCs w:val="17"/>
-                <w:bdr w:val="none" w:color="auto" w:sz="0" w:space="0"/>
                 <w:shd w:val="clear" w:fill="F0F0F0"/>
               </w:rPr>
               <w:t>LOS_ERRNO_SEM_COUNT_INVALID</w:t>
@@ -4903,7 +4864,6 @@
                 <w:spacing w:val="0"/>
                 <w:sz w:val="17"/>
                 <w:szCs w:val="17"/>
-                <w:bdr w:val="none" w:color="auto" w:sz="0" w:space="0"/>
                 <w:shd w:val="clear" w:fill="F0F0F0"/>
               </w:rPr>
               <w:t>vendor/lockzhiner/rk2206/sample</w:t>
@@ -4933,7 +4893,6 @@
                 <w:spacing w:val="0"/>
                 <w:sz w:val="17"/>
                 <w:szCs w:val="17"/>
-                <w:bdr w:val="none" w:color="auto" w:sz="0" w:space="0"/>
                 <w:shd w:val="clear" w:fill="F0F0F0"/>
               </w:rPr>
               <w:t>a2_kernel_semaphore</w:t>
@@ -5075,7 +5034,6 @@
                 <w:spacing w:val="0"/>
                 <w:sz w:val="17"/>
                 <w:szCs w:val="17"/>
-                <w:bdr w:val="none" w:color="auto" w:sz="0" w:space="0"/>
                 <w:shd w:val="clear" w:fill="F0F0F0"/>
               </w:rPr>
               <w:t>sem_example()</w:t>
@@ -5105,7 +5063,6 @@
                 <w:spacing w:val="0"/>
                 <w:sz w:val="17"/>
                 <w:szCs w:val="17"/>
-                <w:bdr w:val="none" w:color="auto" w:sz="0" w:space="0"/>
                 <w:shd w:val="clear" w:fill="F0F0F0"/>
               </w:rPr>
               <w:t>task_release()</w:t>
@@ -5135,7 +5092,6 @@
                 <w:spacing w:val="0"/>
                 <w:sz w:val="17"/>
                 <w:szCs w:val="17"/>
-                <w:bdr w:val="none" w:color="auto" w:sz="0" w:space="0"/>
                 <w:shd w:val="clear" w:fill="F0F0F0"/>
               </w:rPr>
               <w:t>task_wait()</w:t>
@@ -5193,7 +5149,6 @@
                 <w:spacing w:val="0"/>
                 <w:sz w:val="17"/>
                 <w:szCs w:val="17"/>
-                <w:bdr w:val="none" w:color="auto" w:sz="0" w:space="0"/>
                 <w:shd w:val="clear" w:fill="F0F0F0"/>
               </w:rPr>
               <w:t>BUILD.gn</w:t>
@@ -5223,7 +5178,6 @@
                 <w:spacing w:val="0"/>
                 <w:sz w:val="17"/>
                 <w:szCs w:val="17"/>
-                <w:bdr w:val="none" w:color="auto" w:sz="0" w:space="0"/>
                 <w:shd w:val="clear" w:fill="F0F0F0"/>
               </w:rPr>
               <w:t>Makefile</w:t>
@@ -5617,7 +5571,6 @@
                 <w:spacing w:val="0"/>
                 <w:sz w:val="17"/>
                 <w:szCs w:val="17"/>
-                <w:bdr w:val="none" w:color="auto" w:sz="0" w:space="0"/>
                 <w:shd w:val="clear" w:fill="F0F0F0"/>
               </w:rPr>
               <w:t>UINT32 sem_id = 0;</w:t>
@@ -5647,7 +5600,6 @@
                 <w:spacing w:val="0"/>
                 <w:sz w:val="17"/>
                 <w:szCs w:val="17"/>
-                <w:bdr w:val="none" w:color="auto" w:sz="0" w:space="0"/>
                 <w:shd w:val="clear" w:fill="F0F0F0"/>
               </w:rPr>
               <w:t>LOS_SemCreate(0, &amp;sem_id, "sync_sem");</w:t>
@@ -5733,7 +5685,6 @@
                 <w:spacing w:val="0"/>
                 <w:sz w:val="17"/>
                 <w:szCs w:val="17"/>
-                <w:bdr w:val="none" w:color="auto" w:sz="0" w:space="0"/>
                 <w:shd w:val="clear" w:fill="F0F0F0"/>
               </w:rPr>
               <w:t>BUILD.gn</w:t>
@@ -5763,7 +5714,6 @@
                 <w:spacing w:val="0"/>
                 <w:sz w:val="17"/>
                 <w:szCs w:val="17"/>
-                <w:bdr w:val="none" w:color="auto" w:sz="0" w:space="0"/>
                 <w:shd w:val="clear" w:fill="F0F0F0"/>
               </w:rPr>
               <w:t>./a2_kernel_semaphore:sem_example</w:t>
@@ -5821,7 +5771,6 @@
                 <w:spacing w:val="0"/>
                 <w:sz w:val="17"/>
                 <w:szCs w:val="17"/>
-                <w:bdr w:val="none" w:color="auto" w:sz="0" w:space="0"/>
                 <w:shd w:val="clear" w:fill="F0F0F0"/>
               </w:rPr>
               <w:t>Makefile</w:t>
@@ -5851,7 +5800,6 @@
                 <w:spacing w:val="0"/>
                 <w:sz w:val="17"/>
                 <w:szCs w:val="17"/>
-                <w:bdr w:val="none" w:color="auto" w:sz="0" w:space="0"/>
                 <w:shd w:val="clear" w:fill="F0F0F0"/>
               </w:rPr>
               <w:t>hardware_LIBS += -lsem_example</w:t>
@@ -5881,7 +5829,6 @@
                 <w:spacing w:val="0"/>
                 <w:sz w:val="17"/>
                 <w:szCs w:val="17"/>
-                <w:bdr w:val="none" w:color="auto" w:sz="0" w:space="0"/>
                 <w:shd w:val="clear" w:fill="F0F0F0"/>
               </w:rPr>
               <w:t>-l</w:t>
@@ -5939,7 +5886,6 @@
                 <w:spacing w:val="0"/>
                 <w:sz w:val="17"/>
                 <w:szCs w:val="17"/>
-                <w:bdr w:val="none" w:color="auto" w:sz="0" w:space="0"/>
                 <w:shd w:val="clear" w:fill="F0F0F0"/>
               </w:rPr>
               <w:t>LOS_SemPost()</w:t>
@@ -5969,7 +5915,6 @@
                 <w:spacing w:val="0"/>
                 <w:sz w:val="17"/>
                 <w:szCs w:val="17"/>
-                <w:bdr w:val="none" w:color="auto" w:sz="0" w:space="0"/>
                 <w:shd w:val="clear" w:fill="F0F0F0"/>
               </w:rPr>
               <w:t>LOS_ERRNO_SEM_ID_INVALID</w:t>
@@ -6112,1176 +6057,6 @@
                 </w14:textFill>
               </w:rPr>
             </w:pPr>
-          </w:p>
-        </w:tc>
-      </w:tr>
-      <w:tr>
-        <w:tblPrEx>
-          <w:tblBorders>
-            <w:top w:val="single" w:color="000000" w:themeColor="text1" w:sz="8" w:space="0"/>
-            <w:left w:val="single" w:color="000000" w:themeColor="text1" w:sz="8" w:space="0"/>
-            <w:bottom w:val="single" w:color="000000" w:themeColor="text1" w:sz="8" w:space="0"/>
-            <w:right w:val="single" w:color="000000" w:themeColor="text1" w:sz="8" w:space="0"/>
-            <w:insideH w:val="single" w:color="000000" w:themeColor="text1" w:sz="8" w:space="0"/>
-            <w:insideV w:val="single" w:color="000000" w:themeColor="text1" w:sz="8" w:space="0"/>
-          </w:tblBorders>
-        </w:tblPrEx>
-        <w:trPr>
-          <w:trHeight w:val="779" w:hRule="atLeast"/>
-          <w:jc w:val="center"/>
-        </w:trPr>
-        <w:tc>
-          <w:tcPr>
-            <w:tcW w:w="659" w:type="dxa"/>
-            <w:shd w:val="clear" w:color="auto" w:fill="auto"/>
-            <w:vAlign w:val="center"/>
-          </w:tcPr>
-          <w:p>
-            <w:pPr>
-              <w:pStyle w:val="14"/>
-              <w:spacing w:before="156" w:line="278" w:lineRule="auto"/>
-              <w:ind w:left="129" w:right="106"/>
-              <w:jc w:val="center"/>
-              <w:rPr>
-                <w:color w:val="000000" w:themeColor="text1"/>
-                <w:lang w:eastAsia="zh-CN"/>
-                <w14:textFill>
-                  <w14:solidFill>
-                    <w14:schemeClr w14:val="tx1"/>
-                  </w14:solidFill>
-                </w14:textFill>
-              </w:rPr>
-            </w:pPr>
-          </w:p>
-        </w:tc>
-        <w:tc>
-          <w:tcPr>
-            <w:tcW w:w="764" w:type="dxa"/>
-            <w:shd w:val="clear" w:color="auto" w:fill="auto"/>
-            <w:vAlign w:val="center"/>
-          </w:tcPr>
-          <w:p>
-            <w:pPr>
-              <w:pStyle w:val="14"/>
-              <w:spacing w:line="400" w:lineRule="exact"/>
-              <w:ind w:right="223"/>
-              <w:jc w:val="center"/>
-              <w:rPr>
-                <w:rFonts w:ascii="微软雅黑" w:hAnsi="微软雅黑" w:eastAsia="微软雅黑"/>
-                <w:color w:val="000000" w:themeColor="text1"/>
-                <w:sz w:val="21"/>
-                <w:szCs w:val="21"/>
-                <w:lang w:eastAsia="zh-CN"/>
-                <w14:textFill>
-                  <w14:solidFill>
-                    <w14:schemeClr w14:val="tx1"/>
-                  </w14:solidFill>
-                </w14:textFill>
-              </w:rPr>
-            </w:pPr>
-            <w:r>
-              <w:rPr>
-                <w:rFonts w:hint="eastAsia" w:ascii="微软雅黑" w:hAnsi="微软雅黑" w:eastAsia="微软雅黑"/>
-                <w:color w:val="000000" w:themeColor="text1"/>
-                <w:sz w:val="21"/>
-                <w:szCs w:val="21"/>
-                <w:lang w:eastAsia="zh-CN"/>
-                <w14:textFill>
-                  <w14:solidFill>
-                    <w14:schemeClr w14:val="tx1"/>
-                  </w14:solidFill>
-                </w14:textFill>
-              </w:rPr>
-              <w:t>任务实施</w:t>
-            </w:r>
-          </w:p>
-          <w:p>
-            <w:pPr>
-              <w:spacing w:line="400" w:lineRule="exact"/>
-              <w:rPr>
-                <w:rFonts w:hint="eastAsia" w:ascii="微软雅黑" w:hAnsi="微软雅黑" w:eastAsia="微软雅黑"/>
-                <w:color w:val="000000" w:themeColor="text1"/>
-                <w:sz w:val="21"/>
-                <w:szCs w:val="21"/>
-                <w:lang w:eastAsia="zh-CN"/>
-                <w14:textFill>
-                  <w14:solidFill>
-                    <w14:schemeClr w14:val="tx1"/>
-                  </w14:solidFill>
-                </w14:textFill>
-              </w:rPr>
-            </w:pPr>
-            <w:r>
-              <w:rPr>
-                <w:rFonts w:hint="eastAsia" w:ascii="微软雅黑" w:hAnsi="微软雅黑" w:eastAsia="微软雅黑"/>
-                <w:color w:val="000000" w:themeColor="text1"/>
-                <w:sz w:val="21"/>
-                <w:szCs w:val="21"/>
-                <w:lang w:eastAsia="zh-CN"/>
-                <w14:textFill>
-                  <w14:solidFill>
-                    <w14:schemeClr w14:val="tx1"/>
-                  </w14:solidFill>
-                </w14:textFill>
-              </w:rPr>
-              <w:t>（</w:t>
-            </w:r>
-            <w:r>
-              <w:rPr>
-                <w:rFonts w:ascii="微软雅黑" w:hAnsi="微软雅黑" w:eastAsia="微软雅黑"/>
-                <w:color w:val="000000" w:themeColor="text1"/>
-                <w:sz w:val="21"/>
-                <w:szCs w:val="21"/>
-                <w:lang w:eastAsia="zh-CN"/>
-                <w14:textFill>
-                  <w14:solidFill>
-                    <w14:schemeClr w14:val="tx1"/>
-                  </w14:solidFill>
-                </w14:textFill>
-              </w:rPr>
-              <w:t>40</w:t>
-            </w:r>
-            <w:r>
-              <w:rPr>
-                <w:rFonts w:hint="eastAsia" w:ascii="微软雅黑" w:hAnsi="微软雅黑" w:eastAsia="微软雅黑"/>
-                <w:color w:val="000000" w:themeColor="text1"/>
-                <w:sz w:val="21"/>
-                <w:szCs w:val="21"/>
-                <w:lang w:eastAsia="zh-CN"/>
-                <w14:textFill>
-                  <w14:solidFill>
-                    <w14:schemeClr w14:val="tx1"/>
-                  </w14:solidFill>
-                </w14:textFill>
-              </w:rPr>
-              <w:t>m</w:t>
-            </w:r>
-            <w:r>
-              <w:rPr>
-                <w:rFonts w:ascii="微软雅黑" w:hAnsi="微软雅黑" w:eastAsia="微软雅黑"/>
-                <w:color w:val="000000" w:themeColor="text1"/>
-                <w:sz w:val="21"/>
-                <w:szCs w:val="21"/>
-                <w:lang w:eastAsia="zh-CN"/>
-                <w14:textFill>
-                  <w14:solidFill>
-                    <w14:schemeClr w14:val="tx1"/>
-                  </w14:solidFill>
-                </w14:textFill>
-              </w:rPr>
-              <w:t>in</w:t>
-            </w:r>
-            <w:r>
-              <w:rPr>
-                <w:rFonts w:hint="eastAsia" w:ascii="微软雅黑" w:hAnsi="微软雅黑" w:eastAsia="微软雅黑"/>
-                <w:color w:val="000000" w:themeColor="text1"/>
-                <w:sz w:val="21"/>
-                <w:szCs w:val="21"/>
-                <w:lang w:eastAsia="zh-CN"/>
-                <w14:textFill>
-                  <w14:solidFill>
-                    <w14:schemeClr w14:val="tx1"/>
-                  </w14:solidFill>
-                </w14:textFill>
-              </w:rPr>
-              <w:t>）</w:t>
-            </w:r>
-          </w:p>
-        </w:tc>
-        <w:tc>
-          <w:tcPr>
-            <w:tcW w:w="3943" w:type="dxa"/>
-            <w:shd w:val="clear" w:color="auto" w:fill="auto"/>
-            <w:vAlign w:val="center"/>
-          </w:tcPr>
-          <w:p>
-            <w:pPr>
-              <w:pStyle w:val="14"/>
-              <w:spacing w:line="340" w:lineRule="exact"/>
-              <w:ind w:left="106" w:leftChars="0" w:right="-8" w:rightChars="0"/>
-              <w:rPr>
-                <w:rFonts w:hint="eastAsia" w:ascii="宋体" w:hAnsi="宋体" w:eastAsia="宋体" w:cs="宋体"/>
-                <w:color w:val="000000" w:themeColor="text1"/>
-                <w:lang w:val="en-US" w:eastAsia="zh-CN"/>
-                <w14:textFill>
-                  <w14:solidFill>
-                    <w14:schemeClr w14:val="tx1"/>
-                  </w14:solidFill>
-                </w14:textFill>
-              </w:rPr>
-            </w:pPr>
-            <w:r>
-              <w:rPr>
-                <w:rFonts w:ascii="Helvetica" w:hAnsi="Helvetica" w:eastAsia="Helvetica" w:cs="Helvetica"/>
-                <w:i w:val="0"/>
-                <w:iCs w:val="0"/>
-                <w:caps w:val="0"/>
-                <w:color w:val="333333"/>
-                <w:spacing w:val="0"/>
-                <w:sz w:val="19"/>
-                <w:szCs w:val="19"/>
-                <w:shd w:val="clear" w:fill="FFFFFF"/>
-              </w:rPr>
-              <w:t>1. 分步演示+巡视指导：</w:t>
-            </w:r>
-            <w:r>
-              <w:rPr>
-                <w:rFonts w:hint="default" w:ascii="Helvetica" w:hAnsi="Helvetica" w:eastAsia="Helvetica" w:cs="Helvetica"/>
-                <w:i w:val="0"/>
-                <w:iCs w:val="0"/>
-                <w:caps w:val="0"/>
-                <w:color w:val="333333"/>
-                <w:spacing w:val="0"/>
-                <w:sz w:val="19"/>
-                <w:szCs w:val="19"/>
-                <w:shd w:val="clear" w:fill="FFFFFF"/>
-              </w:rPr>
-              <w:br w:type="textWrapping"/>
-            </w:r>
-            <w:r>
-              <w:rPr>
-                <w:rFonts w:hint="default" w:ascii="Helvetica" w:hAnsi="Helvetica" w:eastAsia="Helvetica" w:cs="Helvetica"/>
-                <w:i w:val="0"/>
-                <w:iCs w:val="0"/>
-                <w:caps w:val="0"/>
-                <w:color w:val="333333"/>
-                <w:spacing w:val="0"/>
-                <w:sz w:val="19"/>
-                <w:szCs w:val="19"/>
-                <w:shd w:val="clear" w:fill="FFFFFF"/>
-              </w:rPr>
-              <w:t>① 终端创建</w:t>
-            </w:r>
-            <w:r>
-              <w:rPr>
-                <w:rStyle w:val="11"/>
-                <w:rFonts w:ascii="Consolas" w:hAnsi="Consolas" w:eastAsia="Consolas" w:cs="Consolas"/>
-                <w:i w:val="0"/>
-                <w:iCs w:val="0"/>
-                <w:caps w:val="0"/>
-                <w:color w:val="000000"/>
-                <w:spacing w:val="0"/>
-                <w:sz w:val="17"/>
-                <w:szCs w:val="17"/>
-                <w:bdr w:val="none" w:color="auto" w:sz="0" w:space="0"/>
-                <w:shd w:val="clear" w:fill="F0F0F0"/>
-              </w:rPr>
-              <w:t>a2_kernel_semaphore</w:t>
-            </w:r>
-            <w:r>
-              <w:rPr>
-                <w:rFonts w:hint="default" w:ascii="Helvetica" w:hAnsi="Helvetica" w:eastAsia="Helvetica" w:cs="Helvetica"/>
-                <w:i w:val="0"/>
-                <w:iCs w:val="0"/>
-                <w:caps w:val="0"/>
-                <w:color w:val="333333"/>
-                <w:spacing w:val="0"/>
-                <w:sz w:val="19"/>
-                <w:szCs w:val="19"/>
-                <w:shd w:val="clear" w:fill="FFFFFF"/>
-              </w:rPr>
-              <w:t>文件夹（</w:t>
-            </w:r>
-            <w:r>
-              <w:rPr>
-                <w:rStyle w:val="11"/>
-                <w:rFonts w:hint="default" w:ascii="Consolas" w:hAnsi="Consolas" w:eastAsia="Consolas" w:cs="Consolas"/>
-                <w:i w:val="0"/>
-                <w:iCs w:val="0"/>
-                <w:caps w:val="0"/>
-                <w:color w:val="000000"/>
-                <w:spacing w:val="0"/>
-                <w:sz w:val="17"/>
-                <w:szCs w:val="17"/>
-                <w:bdr w:val="none" w:color="auto" w:sz="0" w:space="0"/>
-                <w:shd w:val="clear" w:fill="F0F0F0"/>
-              </w:rPr>
-              <w:t>mkdir -p a2_kernel_semaphore</w:t>
-            </w:r>
-            <w:r>
-              <w:rPr>
-                <w:rFonts w:hint="default" w:ascii="Helvetica" w:hAnsi="Helvetica" w:eastAsia="Helvetica" w:cs="Helvetica"/>
-                <w:i w:val="0"/>
-                <w:iCs w:val="0"/>
-                <w:caps w:val="0"/>
-                <w:color w:val="333333"/>
-                <w:spacing w:val="0"/>
-                <w:sz w:val="19"/>
-                <w:szCs w:val="19"/>
-                <w:shd w:val="clear" w:fill="FFFFFF"/>
-              </w:rPr>
-              <w:t>）；</w:t>
-            </w:r>
-            <w:r>
-              <w:rPr>
-                <w:rFonts w:hint="default" w:ascii="Helvetica" w:hAnsi="Helvetica" w:eastAsia="Helvetica" w:cs="Helvetica"/>
-                <w:i w:val="0"/>
-                <w:iCs w:val="0"/>
-                <w:caps w:val="0"/>
-                <w:color w:val="333333"/>
-                <w:spacing w:val="0"/>
-                <w:sz w:val="19"/>
-                <w:szCs w:val="19"/>
-                <w:shd w:val="clear" w:fill="FFFFFF"/>
-              </w:rPr>
-              <w:br w:type="textWrapping"/>
-            </w:r>
-            <w:r>
-              <w:rPr>
-                <w:rFonts w:hint="default" w:ascii="Helvetica" w:hAnsi="Helvetica" w:eastAsia="Helvetica" w:cs="Helvetica"/>
-                <w:i w:val="0"/>
-                <w:iCs w:val="0"/>
-                <w:caps w:val="0"/>
-                <w:color w:val="333333"/>
-                <w:spacing w:val="0"/>
-                <w:sz w:val="19"/>
-                <w:szCs w:val="19"/>
-                <w:shd w:val="clear" w:fill="FFFFFF"/>
-              </w:rPr>
-              <w:t>② 编写</w:t>
-            </w:r>
-            <w:r>
-              <w:rPr>
-                <w:rStyle w:val="11"/>
-                <w:rFonts w:hint="default" w:ascii="Consolas" w:hAnsi="Consolas" w:eastAsia="Consolas" w:cs="Consolas"/>
-                <w:i w:val="0"/>
-                <w:iCs w:val="0"/>
-                <w:caps w:val="0"/>
-                <w:color w:val="000000"/>
-                <w:spacing w:val="0"/>
-                <w:sz w:val="17"/>
-                <w:szCs w:val="17"/>
-                <w:bdr w:val="none" w:color="auto" w:sz="0" w:space="0"/>
-                <w:shd w:val="clear" w:fill="F0F0F0"/>
-              </w:rPr>
-              <w:t>sem_example.c</w:t>
-            </w:r>
-            <w:r>
-              <w:rPr>
-                <w:rFonts w:hint="default" w:ascii="Helvetica" w:hAnsi="Helvetica" w:eastAsia="Helvetica" w:cs="Helvetica"/>
-                <w:i w:val="0"/>
-                <w:iCs w:val="0"/>
-                <w:caps w:val="0"/>
-                <w:color w:val="333333"/>
-                <w:spacing w:val="0"/>
-                <w:sz w:val="19"/>
-                <w:szCs w:val="19"/>
-                <w:shd w:val="clear" w:fill="FFFFFF"/>
-              </w:rPr>
-              <w:t>：</w:t>
-            </w:r>
-            <w:r>
-              <w:rPr>
-                <w:rFonts w:hint="default" w:ascii="Helvetica" w:hAnsi="Helvetica" w:eastAsia="Helvetica" w:cs="Helvetica"/>
-                <w:i w:val="0"/>
-                <w:iCs w:val="0"/>
-                <w:caps w:val="0"/>
-                <w:color w:val="333333"/>
-                <w:spacing w:val="0"/>
-                <w:sz w:val="19"/>
-                <w:szCs w:val="19"/>
-                <w:shd w:val="clear" w:fill="FFFFFF"/>
-              </w:rPr>
-              <w:br w:type="textWrapping"/>
-            </w:r>
-            <w:r>
-              <w:rPr>
-                <w:rFonts w:hint="default" w:ascii="Helvetica" w:hAnsi="Helvetica" w:eastAsia="Helvetica" w:cs="Helvetica"/>
-                <w:i w:val="0"/>
-                <w:iCs w:val="0"/>
-                <w:caps w:val="0"/>
-                <w:color w:val="333333"/>
-                <w:spacing w:val="0"/>
-                <w:sz w:val="19"/>
-                <w:szCs w:val="19"/>
-                <w:shd w:val="clear" w:fill="FFFFFF"/>
-              </w:rPr>
-              <w:t>- 包含头文件</w:t>
-            </w:r>
-            <w:r>
-              <w:rPr>
-                <w:rStyle w:val="11"/>
-                <w:rFonts w:hint="default" w:ascii="Consolas" w:hAnsi="Consolas" w:eastAsia="Consolas" w:cs="Consolas"/>
-                <w:i w:val="0"/>
-                <w:iCs w:val="0"/>
-                <w:caps w:val="0"/>
-                <w:color w:val="000000"/>
-                <w:spacing w:val="0"/>
-                <w:sz w:val="17"/>
-                <w:szCs w:val="17"/>
-                <w:bdr w:val="none" w:color="auto" w:sz="0" w:space="0"/>
-                <w:shd w:val="clear" w:fill="F0F0F0"/>
-              </w:rPr>
-              <w:t>#include "los_sem.h"</w:t>
-            </w:r>
-            <w:r>
-              <w:rPr>
-                <w:rFonts w:hint="default" w:ascii="Helvetica" w:hAnsi="Helvetica" w:eastAsia="Helvetica" w:cs="Helvetica"/>
-                <w:i w:val="0"/>
-                <w:iCs w:val="0"/>
-                <w:caps w:val="0"/>
-                <w:color w:val="333333"/>
-                <w:spacing w:val="0"/>
-                <w:sz w:val="19"/>
-                <w:szCs w:val="19"/>
-                <w:shd w:val="clear" w:fill="FFFFFF"/>
-              </w:rPr>
-              <w:t>；</w:t>
-            </w:r>
-            <w:r>
-              <w:rPr>
-                <w:rFonts w:hint="default" w:ascii="Helvetica" w:hAnsi="Helvetica" w:eastAsia="Helvetica" w:cs="Helvetica"/>
-                <w:i w:val="0"/>
-                <w:iCs w:val="0"/>
-                <w:caps w:val="0"/>
-                <w:color w:val="333333"/>
-                <w:spacing w:val="0"/>
-                <w:sz w:val="19"/>
-                <w:szCs w:val="19"/>
-                <w:shd w:val="clear" w:fill="FFFFFF"/>
-              </w:rPr>
-              <w:br w:type="textWrapping"/>
-            </w:r>
-            <w:r>
-              <w:rPr>
-                <w:rFonts w:hint="default" w:ascii="Helvetica" w:hAnsi="Helvetica" w:eastAsia="Helvetica" w:cs="Helvetica"/>
-                <w:i w:val="0"/>
-                <w:iCs w:val="0"/>
-                <w:caps w:val="0"/>
-                <w:color w:val="333333"/>
-                <w:spacing w:val="0"/>
-                <w:sz w:val="19"/>
-                <w:szCs w:val="19"/>
-                <w:shd w:val="clear" w:fill="FFFFFF"/>
-              </w:rPr>
-              <w:t>- 定义</w:t>
-            </w:r>
-            <w:r>
-              <w:rPr>
-                <w:rStyle w:val="11"/>
-                <w:rFonts w:hint="default" w:ascii="Consolas" w:hAnsi="Consolas" w:eastAsia="Consolas" w:cs="Consolas"/>
-                <w:i w:val="0"/>
-                <w:iCs w:val="0"/>
-                <w:caps w:val="0"/>
-                <w:color w:val="000000"/>
-                <w:spacing w:val="0"/>
-                <w:sz w:val="17"/>
-                <w:szCs w:val="17"/>
-                <w:bdr w:val="none" w:color="auto" w:sz="0" w:space="0"/>
-                <w:shd w:val="clear" w:fill="F0F0F0"/>
-              </w:rPr>
-              <w:t>task_release()</w:t>
-            </w:r>
-            <w:r>
-              <w:rPr>
-                <w:rFonts w:hint="default" w:ascii="Helvetica" w:hAnsi="Helvetica" w:eastAsia="Helvetica" w:cs="Helvetica"/>
-                <w:i w:val="0"/>
-                <w:iCs w:val="0"/>
-                <w:caps w:val="0"/>
-                <w:color w:val="333333"/>
-                <w:spacing w:val="0"/>
-                <w:sz w:val="19"/>
-                <w:szCs w:val="19"/>
-                <w:shd w:val="clear" w:fill="FFFFFF"/>
-              </w:rPr>
-              <w:t>（</w:t>
-            </w:r>
-            <w:r>
-              <w:rPr>
-                <w:rStyle w:val="11"/>
-                <w:rFonts w:hint="default" w:ascii="Consolas" w:hAnsi="Consolas" w:eastAsia="Consolas" w:cs="Consolas"/>
-                <w:i w:val="0"/>
-                <w:iCs w:val="0"/>
-                <w:caps w:val="0"/>
-                <w:color w:val="000000"/>
-                <w:spacing w:val="0"/>
-                <w:sz w:val="17"/>
-                <w:szCs w:val="17"/>
-                <w:bdr w:val="none" w:color="auto" w:sz="0" w:space="0"/>
-                <w:shd w:val="clear" w:fill="F0F0F0"/>
-              </w:rPr>
-              <w:t>LOS_Msleep(2000); LOS_SemPost(sem_id);</w:t>
-            </w:r>
-            <w:r>
-              <w:rPr>
-                <w:rFonts w:hint="default" w:ascii="Helvetica" w:hAnsi="Helvetica" w:eastAsia="Helvetica" w:cs="Helvetica"/>
-                <w:i w:val="0"/>
-                <w:iCs w:val="0"/>
-                <w:caps w:val="0"/>
-                <w:color w:val="333333"/>
-                <w:spacing w:val="0"/>
-                <w:sz w:val="19"/>
-                <w:szCs w:val="19"/>
-                <w:shd w:val="clear" w:fill="FFFFFF"/>
-              </w:rPr>
-              <w:t>）和</w:t>
-            </w:r>
-            <w:r>
-              <w:rPr>
-                <w:rStyle w:val="11"/>
-                <w:rFonts w:hint="default" w:ascii="Consolas" w:hAnsi="Consolas" w:eastAsia="Consolas" w:cs="Consolas"/>
-                <w:i w:val="0"/>
-                <w:iCs w:val="0"/>
-                <w:caps w:val="0"/>
-                <w:color w:val="000000"/>
-                <w:spacing w:val="0"/>
-                <w:sz w:val="17"/>
-                <w:szCs w:val="17"/>
-                <w:bdr w:val="none" w:color="auto" w:sz="0" w:space="0"/>
-                <w:shd w:val="clear" w:fill="F0F0F0"/>
-              </w:rPr>
-              <w:t>task_wait()</w:t>
-            </w:r>
-            <w:r>
-              <w:rPr>
-                <w:rFonts w:hint="default" w:ascii="Helvetica" w:hAnsi="Helvetica" w:eastAsia="Helvetica" w:cs="Helvetica"/>
-                <w:i w:val="0"/>
-                <w:iCs w:val="0"/>
-                <w:caps w:val="0"/>
-                <w:color w:val="333333"/>
-                <w:spacing w:val="0"/>
-                <w:sz w:val="19"/>
-                <w:szCs w:val="19"/>
-                <w:shd w:val="clear" w:fill="FFFFFF"/>
-              </w:rPr>
-              <w:t>（</w:t>
-            </w:r>
-            <w:r>
-              <w:rPr>
-                <w:rStyle w:val="11"/>
-                <w:rFonts w:hint="default" w:ascii="Consolas" w:hAnsi="Consolas" w:eastAsia="Consolas" w:cs="Consolas"/>
-                <w:i w:val="0"/>
-                <w:iCs w:val="0"/>
-                <w:caps w:val="0"/>
-                <w:color w:val="000000"/>
-                <w:spacing w:val="0"/>
-                <w:sz w:val="17"/>
-                <w:szCs w:val="17"/>
-                <w:bdr w:val="none" w:color="auto" w:sz="0" w:space="0"/>
-                <w:shd w:val="clear" w:fill="F0F0F0"/>
-              </w:rPr>
-              <w:t>LOS_SemPend(sem_id, LOS_WAIT_FOREVER); printf("Task wait get semaphore\n");</w:t>
-            </w:r>
-            <w:r>
-              <w:rPr>
-                <w:rFonts w:hint="default" w:ascii="Helvetica" w:hAnsi="Helvetica" w:eastAsia="Helvetica" w:cs="Helvetica"/>
-                <w:i w:val="0"/>
-                <w:iCs w:val="0"/>
-                <w:caps w:val="0"/>
-                <w:color w:val="333333"/>
-                <w:spacing w:val="0"/>
-                <w:sz w:val="19"/>
-                <w:szCs w:val="19"/>
-                <w:shd w:val="clear" w:fill="FFFFFF"/>
-              </w:rPr>
-              <w:t>）；</w:t>
-            </w:r>
-            <w:r>
-              <w:rPr>
-                <w:rFonts w:hint="default" w:ascii="Helvetica" w:hAnsi="Helvetica" w:eastAsia="Helvetica" w:cs="Helvetica"/>
-                <w:i w:val="0"/>
-                <w:iCs w:val="0"/>
-                <w:caps w:val="0"/>
-                <w:color w:val="333333"/>
-                <w:spacing w:val="0"/>
-                <w:sz w:val="19"/>
-                <w:szCs w:val="19"/>
-                <w:shd w:val="clear" w:fill="FFFFFF"/>
-              </w:rPr>
-              <w:br w:type="textWrapping"/>
-            </w:r>
-            <w:r>
-              <w:rPr>
-                <w:rFonts w:hint="default" w:ascii="Helvetica" w:hAnsi="Helvetica" w:eastAsia="Helvetica" w:cs="Helvetica"/>
-                <w:i w:val="0"/>
-                <w:iCs w:val="0"/>
-                <w:caps w:val="0"/>
-                <w:color w:val="333333"/>
-                <w:spacing w:val="0"/>
-                <w:sz w:val="19"/>
-                <w:szCs w:val="19"/>
-                <w:shd w:val="clear" w:fill="FFFFFF"/>
-              </w:rPr>
-              <w:t>- 在</w:t>
-            </w:r>
-            <w:r>
-              <w:rPr>
-                <w:rStyle w:val="11"/>
-                <w:rFonts w:hint="default" w:ascii="Consolas" w:hAnsi="Consolas" w:eastAsia="Consolas" w:cs="Consolas"/>
-                <w:i w:val="0"/>
-                <w:iCs w:val="0"/>
-                <w:caps w:val="0"/>
-                <w:color w:val="000000"/>
-                <w:spacing w:val="0"/>
-                <w:sz w:val="17"/>
-                <w:szCs w:val="17"/>
-                <w:bdr w:val="none" w:color="auto" w:sz="0" w:space="0"/>
-                <w:shd w:val="clear" w:fill="F0F0F0"/>
-              </w:rPr>
-              <w:t>sem_example()</w:t>
-            </w:r>
-            <w:r>
-              <w:rPr>
-                <w:rFonts w:hint="default" w:ascii="Helvetica" w:hAnsi="Helvetica" w:eastAsia="Helvetica" w:cs="Helvetica"/>
-                <w:i w:val="0"/>
-                <w:iCs w:val="0"/>
-                <w:caps w:val="0"/>
-                <w:color w:val="333333"/>
-                <w:spacing w:val="0"/>
-                <w:sz w:val="19"/>
-                <w:szCs w:val="19"/>
-                <w:shd w:val="clear" w:fill="FFFFFF"/>
-              </w:rPr>
-              <w:t>中创建信号量（初始值0）和两个任务；</w:t>
-            </w:r>
-            <w:r>
-              <w:rPr>
-                <w:rFonts w:hint="default" w:ascii="Helvetica" w:hAnsi="Helvetica" w:eastAsia="Helvetica" w:cs="Helvetica"/>
-                <w:i w:val="0"/>
-                <w:iCs w:val="0"/>
-                <w:caps w:val="0"/>
-                <w:color w:val="333333"/>
-                <w:spacing w:val="0"/>
-                <w:sz w:val="19"/>
-                <w:szCs w:val="19"/>
-                <w:shd w:val="clear" w:fill="FFFFFF"/>
-              </w:rPr>
-              <w:br w:type="textWrapping"/>
-            </w:r>
-            <w:r>
-              <w:rPr>
-                <w:rFonts w:hint="default" w:ascii="Helvetica" w:hAnsi="Helvetica" w:eastAsia="Helvetica" w:cs="Helvetica"/>
-                <w:i w:val="0"/>
-                <w:iCs w:val="0"/>
-                <w:caps w:val="0"/>
-                <w:color w:val="333333"/>
-                <w:spacing w:val="0"/>
-                <w:sz w:val="19"/>
-                <w:szCs w:val="19"/>
-                <w:shd w:val="clear" w:fill="FFFFFF"/>
-              </w:rPr>
-              <w:t>③ 修改</w:t>
-            </w:r>
-            <w:r>
-              <w:rPr>
-                <w:rStyle w:val="11"/>
-                <w:rFonts w:hint="default" w:ascii="Consolas" w:hAnsi="Consolas" w:eastAsia="Consolas" w:cs="Consolas"/>
-                <w:i w:val="0"/>
-                <w:iCs w:val="0"/>
-                <w:caps w:val="0"/>
-                <w:color w:val="000000"/>
-                <w:spacing w:val="0"/>
-                <w:sz w:val="17"/>
-                <w:szCs w:val="17"/>
-                <w:bdr w:val="none" w:color="auto" w:sz="0" w:space="0"/>
-                <w:shd w:val="clear" w:fill="F0F0F0"/>
-              </w:rPr>
-              <w:t>BUILD.gn</w:t>
-            </w:r>
-            <w:r>
-              <w:rPr>
-                <w:rFonts w:hint="default" w:ascii="Helvetica" w:hAnsi="Helvetica" w:eastAsia="Helvetica" w:cs="Helvetica"/>
-                <w:i w:val="0"/>
-                <w:iCs w:val="0"/>
-                <w:caps w:val="0"/>
-                <w:color w:val="333333"/>
-                <w:spacing w:val="0"/>
-                <w:sz w:val="19"/>
-                <w:szCs w:val="19"/>
-                <w:shd w:val="clear" w:fill="FFFFFF"/>
-              </w:rPr>
-              <w:t>：在</w:t>
-            </w:r>
-            <w:r>
-              <w:rPr>
-                <w:rStyle w:val="11"/>
-                <w:rFonts w:hint="default" w:ascii="Consolas" w:hAnsi="Consolas" w:eastAsia="Consolas" w:cs="Consolas"/>
-                <w:i w:val="0"/>
-                <w:iCs w:val="0"/>
-                <w:caps w:val="0"/>
-                <w:color w:val="000000"/>
-                <w:spacing w:val="0"/>
-                <w:sz w:val="17"/>
-                <w:szCs w:val="17"/>
-                <w:bdr w:val="none" w:color="auto" w:sz="0" w:space="0"/>
-                <w:shd w:val="clear" w:fill="F0F0F0"/>
-              </w:rPr>
-              <w:t>vendor/lockzhiner/rk2206/sample/BUILD.gn</w:t>
-            </w:r>
-            <w:r>
-              <w:rPr>
-                <w:rFonts w:hint="default" w:ascii="Helvetica" w:hAnsi="Helvetica" w:eastAsia="Helvetica" w:cs="Helvetica"/>
-                <w:i w:val="0"/>
-                <w:iCs w:val="0"/>
-                <w:caps w:val="0"/>
-                <w:color w:val="333333"/>
-                <w:spacing w:val="0"/>
-                <w:sz w:val="19"/>
-                <w:szCs w:val="19"/>
-                <w:shd w:val="clear" w:fill="FFFFFF"/>
-              </w:rPr>
-              <w:t>的</w:t>
-            </w:r>
-            <w:r>
-              <w:rPr>
-                <w:rStyle w:val="11"/>
-                <w:rFonts w:hint="default" w:ascii="Consolas" w:hAnsi="Consolas" w:eastAsia="Consolas" w:cs="Consolas"/>
-                <w:i w:val="0"/>
-                <w:iCs w:val="0"/>
-                <w:caps w:val="0"/>
-                <w:color w:val="000000"/>
-                <w:spacing w:val="0"/>
-                <w:sz w:val="17"/>
-                <w:szCs w:val="17"/>
-                <w:bdr w:val="none" w:color="auto" w:sz="0" w:space="0"/>
-                <w:shd w:val="clear" w:fill="F0F0F0"/>
-              </w:rPr>
-              <w:t>features</w:t>
-            </w:r>
-            <w:r>
-              <w:rPr>
-                <w:rFonts w:hint="default" w:ascii="Helvetica" w:hAnsi="Helvetica" w:eastAsia="Helvetica" w:cs="Helvetica"/>
-                <w:i w:val="0"/>
-                <w:iCs w:val="0"/>
-                <w:caps w:val="0"/>
-                <w:color w:val="333333"/>
-                <w:spacing w:val="0"/>
-                <w:sz w:val="19"/>
-                <w:szCs w:val="19"/>
-                <w:shd w:val="clear" w:fill="FFFFFF"/>
-              </w:rPr>
-              <w:t>或编译目标中添加</w:t>
-            </w:r>
-            <w:r>
-              <w:rPr>
-                <w:rStyle w:val="11"/>
-                <w:rFonts w:hint="default" w:ascii="Consolas" w:hAnsi="Consolas" w:eastAsia="Consolas" w:cs="Consolas"/>
-                <w:i w:val="0"/>
-                <w:iCs w:val="0"/>
-                <w:caps w:val="0"/>
-                <w:color w:val="000000"/>
-                <w:spacing w:val="0"/>
-                <w:sz w:val="17"/>
-                <w:szCs w:val="17"/>
-                <w:bdr w:val="none" w:color="auto" w:sz="0" w:space="0"/>
-                <w:shd w:val="clear" w:fill="F0F0F0"/>
-              </w:rPr>
-              <w:t>./a2_kernel_semaphore:sem_example</w:t>
-            </w:r>
-            <w:r>
-              <w:rPr>
-                <w:rFonts w:hint="default" w:ascii="Helvetica" w:hAnsi="Helvetica" w:eastAsia="Helvetica" w:cs="Helvetica"/>
-                <w:i w:val="0"/>
-                <w:iCs w:val="0"/>
-                <w:caps w:val="0"/>
-                <w:color w:val="333333"/>
-                <w:spacing w:val="0"/>
-                <w:sz w:val="19"/>
-                <w:szCs w:val="19"/>
-                <w:shd w:val="clear" w:fill="FFFFFF"/>
-              </w:rPr>
-              <w:t>；</w:t>
-            </w:r>
-            <w:r>
-              <w:rPr>
-                <w:rFonts w:hint="default" w:ascii="Helvetica" w:hAnsi="Helvetica" w:eastAsia="Helvetica" w:cs="Helvetica"/>
-                <w:i w:val="0"/>
-                <w:iCs w:val="0"/>
-                <w:caps w:val="0"/>
-                <w:color w:val="333333"/>
-                <w:spacing w:val="0"/>
-                <w:sz w:val="19"/>
-                <w:szCs w:val="19"/>
-                <w:shd w:val="clear" w:fill="FFFFFF"/>
-              </w:rPr>
-              <w:br w:type="textWrapping"/>
-            </w:r>
-            <w:r>
-              <w:rPr>
-                <w:rFonts w:hint="default" w:ascii="Helvetica" w:hAnsi="Helvetica" w:eastAsia="Helvetica" w:cs="Helvetica"/>
-                <w:i w:val="0"/>
-                <w:iCs w:val="0"/>
-                <w:caps w:val="0"/>
-                <w:color w:val="333333"/>
-                <w:spacing w:val="0"/>
-                <w:sz w:val="19"/>
-                <w:szCs w:val="19"/>
-                <w:shd w:val="clear" w:fill="FFFFFF"/>
-              </w:rPr>
-              <w:t>④ 修改</w:t>
-            </w:r>
-            <w:r>
-              <w:rPr>
-                <w:rStyle w:val="11"/>
-                <w:rFonts w:hint="default" w:ascii="Consolas" w:hAnsi="Consolas" w:eastAsia="Consolas" w:cs="Consolas"/>
-                <w:i w:val="0"/>
-                <w:iCs w:val="0"/>
-                <w:caps w:val="0"/>
-                <w:color w:val="000000"/>
-                <w:spacing w:val="0"/>
-                <w:sz w:val="17"/>
-                <w:szCs w:val="17"/>
-                <w:bdr w:val="none" w:color="auto" w:sz="0" w:space="0"/>
-                <w:shd w:val="clear" w:fill="F0F0F0"/>
-              </w:rPr>
-              <w:t>Makefile</w:t>
-            </w:r>
-            <w:r>
-              <w:rPr>
-                <w:rFonts w:hint="default" w:ascii="Helvetica" w:hAnsi="Helvetica" w:eastAsia="Helvetica" w:cs="Helvetica"/>
-                <w:i w:val="0"/>
-                <w:iCs w:val="0"/>
-                <w:caps w:val="0"/>
-                <w:color w:val="333333"/>
-                <w:spacing w:val="0"/>
-                <w:sz w:val="19"/>
-                <w:szCs w:val="19"/>
-                <w:shd w:val="clear" w:fill="FFFFFF"/>
-              </w:rPr>
-              <w:t>：在</w:t>
-            </w:r>
-            <w:r>
-              <w:rPr>
-                <w:rStyle w:val="11"/>
-                <w:rFonts w:hint="default" w:ascii="Consolas" w:hAnsi="Consolas" w:eastAsia="Consolas" w:cs="Consolas"/>
-                <w:i w:val="0"/>
-                <w:iCs w:val="0"/>
-                <w:caps w:val="0"/>
-                <w:color w:val="000000"/>
-                <w:spacing w:val="0"/>
-                <w:sz w:val="17"/>
-                <w:szCs w:val="17"/>
-                <w:bdr w:val="none" w:color="auto" w:sz="0" w:space="0"/>
-                <w:shd w:val="clear" w:fill="F0F0F0"/>
-              </w:rPr>
-              <w:t>device/lockzhiner/rk2206/sdk_liteos/Makefile</w:t>
-            </w:r>
-            <w:r>
-              <w:rPr>
-                <w:rFonts w:hint="default" w:ascii="Helvetica" w:hAnsi="Helvetica" w:eastAsia="Helvetica" w:cs="Helvetica"/>
-                <w:i w:val="0"/>
-                <w:iCs w:val="0"/>
-                <w:caps w:val="0"/>
-                <w:color w:val="333333"/>
-                <w:spacing w:val="0"/>
-                <w:sz w:val="19"/>
-                <w:szCs w:val="19"/>
-                <w:shd w:val="clear" w:fill="FFFFFF"/>
-              </w:rPr>
-              <w:t>的</w:t>
-            </w:r>
-            <w:r>
-              <w:rPr>
-                <w:rStyle w:val="11"/>
-                <w:rFonts w:hint="default" w:ascii="Consolas" w:hAnsi="Consolas" w:eastAsia="Consolas" w:cs="Consolas"/>
-                <w:i w:val="0"/>
-                <w:iCs w:val="0"/>
-                <w:caps w:val="0"/>
-                <w:color w:val="000000"/>
-                <w:spacing w:val="0"/>
-                <w:sz w:val="17"/>
-                <w:szCs w:val="17"/>
-                <w:bdr w:val="none" w:color="auto" w:sz="0" w:space="0"/>
-                <w:shd w:val="clear" w:fill="F0F0F0"/>
-              </w:rPr>
-              <w:t>hardware_LIBS</w:t>
-            </w:r>
-            <w:r>
-              <w:rPr>
-                <w:rFonts w:hint="default" w:ascii="Helvetica" w:hAnsi="Helvetica" w:eastAsia="Helvetica" w:cs="Helvetica"/>
-                <w:i w:val="0"/>
-                <w:iCs w:val="0"/>
-                <w:caps w:val="0"/>
-                <w:color w:val="333333"/>
-                <w:spacing w:val="0"/>
-                <w:sz w:val="19"/>
-                <w:szCs w:val="19"/>
-                <w:shd w:val="clear" w:fill="FFFFFF"/>
-              </w:rPr>
-              <w:t>后添加</w:t>
-            </w:r>
-            <w:r>
-              <w:rPr>
-                <w:rStyle w:val="11"/>
-                <w:rFonts w:hint="default" w:ascii="Consolas" w:hAnsi="Consolas" w:eastAsia="Consolas" w:cs="Consolas"/>
-                <w:i w:val="0"/>
-                <w:iCs w:val="0"/>
-                <w:caps w:val="0"/>
-                <w:color w:val="000000"/>
-                <w:spacing w:val="0"/>
-                <w:sz w:val="17"/>
-                <w:szCs w:val="17"/>
-                <w:bdr w:val="none" w:color="auto" w:sz="0" w:space="0"/>
-                <w:shd w:val="clear" w:fill="F0F0F0"/>
-              </w:rPr>
-              <w:t>-lsem_example</w:t>
-            </w:r>
-            <w:r>
-              <w:rPr>
-                <w:rFonts w:hint="default" w:ascii="Helvetica" w:hAnsi="Helvetica" w:eastAsia="Helvetica" w:cs="Helvetica"/>
-                <w:i w:val="0"/>
-                <w:iCs w:val="0"/>
-                <w:caps w:val="0"/>
-                <w:color w:val="333333"/>
-                <w:spacing w:val="0"/>
-                <w:sz w:val="19"/>
-                <w:szCs w:val="19"/>
-                <w:shd w:val="clear" w:fill="FFFFFF"/>
-              </w:rPr>
-              <w:t>；</w:t>
-            </w:r>
-            <w:r>
-              <w:rPr>
-                <w:rFonts w:hint="default" w:ascii="Helvetica" w:hAnsi="Helvetica" w:eastAsia="Helvetica" w:cs="Helvetica"/>
-                <w:i w:val="0"/>
-                <w:iCs w:val="0"/>
-                <w:caps w:val="0"/>
-                <w:color w:val="333333"/>
-                <w:spacing w:val="0"/>
-                <w:sz w:val="19"/>
-                <w:szCs w:val="19"/>
-                <w:shd w:val="clear" w:fill="FFFFFF"/>
-              </w:rPr>
-              <w:br w:type="textWrapping"/>
-            </w:r>
-            <w:r>
-              <w:rPr>
-                <w:rFonts w:hint="default" w:ascii="Helvetica" w:hAnsi="Helvetica" w:eastAsia="Helvetica" w:cs="Helvetica"/>
-                <w:i w:val="0"/>
-                <w:iCs w:val="0"/>
-                <w:caps w:val="0"/>
-                <w:color w:val="333333"/>
-                <w:spacing w:val="0"/>
-                <w:sz w:val="19"/>
-                <w:szCs w:val="19"/>
-                <w:shd w:val="clear" w:fill="FFFFFF"/>
-              </w:rPr>
-              <w:t>⑤ 烧写程序，打开串口软件（如SecureCRT），设置波特率（通常115200），观察日志（任务B每2秒打印1次，与任务A释放信号同步）；</w:t>
-            </w:r>
-            <w:r>
-              <w:rPr>
-                <w:rFonts w:hint="default" w:ascii="Helvetica" w:hAnsi="Helvetica" w:eastAsia="Helvetica" w:cs="Helvetica"/>
-                <w:i w:val="0"/>
-                <w:iCs w:val="0"/>
-                <w:caps w:val="0"/>
-                <w:color w:val="333333"/>
-                <w:spacing w:val="0"/>
-                <w:sz w:val="19"/>
-                <w:szCs w:val="19"/>
-                <w:shd w:val="clear" w:fill="FFFFFF"/>
-              </w:rPr>
-              <w:br w:type="textWrapping"/>
-            </w:r>
-            <w:r>
-              <w:rPr>
-                <w:rFonts w:hint="default" w:ascii="Helvetica" w:hAnsi="Helvetica" w:eastAsia="Helvetica" w:cs="Helvetica"/>
-                <w:i w:val="0"/>
-                <w:iCs w:val="0"/>
-                <w:caps w:val="0"/>
-                <w:color w:val="333333"/>
-                <w:spacing w:val="0"/>
-                <w:sz w:val="19"/>
-                <w:szCs w:val="19"/>
-                <w:shd w:val="clear" w:fill="FFFFFF"/>
-              </w:rPr>
-              <w:t>2. 重点帮扶：针对“信号量ID未传递到任务函数”“配置文件路径错误”等问题，一对一指导排查（如通过</w:t>
-            </w:r>
-            <w:r>
-              <w:rPr>
-                <w:rStyle w:val="11"/>
-                <w:rFonts w:hint="default" w:ascii="Consolas" w:hAnsi="Consolas" w:eastAsia="Consolas" w:cs="Consolas"/>
-                <w:i w:val="0"/>
-                <w:iCs w:val="0"/>
-                <w:caps w:val="0"/>
-                <w:color w:val="000000"/>
-                <w:spacing w:val="0"/>
-                <w:sz w:val="17"/>
-                <w:szCs w:val="17"/>
-                <w:bdr w:val="none" w:color="auto" w:sz="0" w:space="0"/>
-                <w:shd w:val="clear" w:fill="F0F0F0"/>
-              </w:rPr>
-              <w:t>printf</w:t>
-            </w:r>
-            <w:r>
-              <w:rPr>
-                <w:rFonts w:hint="default" w:ascii="Helvetica" w:hAnsi="Helvetica" w:eastAsia="Helvetica" w:cs="Helvetica"/>
-                <w:i w:val="0"/>
-                <w:iCs w:val="0"/>
-                <w:caps w:val="0"/>
-                <w:color w:val="333333"/>
-                <w:spacing w:val="0"/>
-                <w:sz w:val="19"/>
-                <w:szCs w:val="19"/>
-                <w:shd w:val="clear" w:fill="FFFFFF"/>
-              </w:rPr>
-              <w:t>打印信号量ID验证是否创建成功）。</w:t>
-            </w:r>
-          </w:p>
-        </w:tc>
-        <w:tc>
-          <w:tcPr>
-            <w:tcW w:w="2279" w:type="dxa"/>
-            <w:shd w:val="clear" w:color="auto" w:fill="auto"/>
-            <w:vAlign w:val="center"/>
-          </w:tcPr>
-          <w:p>
-            <w:pPr>
-              <w:pStyle w:val="14"/>
-              <w:spacing w:line="340" w:lineRule="exact"/>
-              <w:ind w:left="116" w:leftChars="0" w:right="79" w:rightChars="0"/>
-              <w:rPr>
-                <w:rFonts w:hint="eastAsia" w:ascii="微软雅黑" w:hAnsi="微软雅黑" w:eastAsia="微软雅黑"/>
-                <w:color w:val="000000" w:themeColor="text1"/>
-                <w:sz w:val="21"/>
-                <w:szCs w:val="21"/>
-                <w:lang w:eastAsia="zh-CN"/>
-                <w14:textFill>
-                  <w14:solidFill>
-                    <w14:schemeClr w14:val="tx1"/>
-                  </w14:solidFill>
-                </w14:textFill>
-              </w:rPr>
-            </w:pPr>
-            <w:r>
-              <w:rPr>
-                <w:rFonts w:ascii="Helvetica" w:hAnsi="Helvetica" w:eastAsia="Helvetica" w:cs="Helvetica"/>
-                <w:i w:val="0"/>
-                <w:iCs w:val="0"/>
-                <w:caps w:val="0"/>
-                <w:color w:val="333333"/>
-                <w:spacing w:val="0"/>
-                <w:sz w:val="19"/>
-                <w:szCs w:val="19"/>
-                <w:shd w:val="clear" w:fill="FFFFFF"/>
-              </w:rPr>
-              <w:t>1. 跟随演示逐步操作，每完成一步自我检查（如核对</w:t>
-            </w:r>
-            <w:r>
-              <w:rPr>
-                <w:rStyle w:val="11"/>
-                <w:rFonts w:ascii="Consolas" w:hAnsi="Consolas" w:eastAsia="Consolas" w:cs="Consolas"/>
-                <w:i w:val="0"/>
-                <w:iCs w:val="0"/>
-                <w:caps w:val="0"/>
-                <w:color w:val="000000"/>
-                <w:spacing w:val="0"/>
-                <w:sz w:val="17"/>
-                <w:szCs w:val="17"/>
-                <w:bdr w:val="none" w:color="auto" w:sz="0" w:space="0"/>
-                <w:shd w:val="clear" w:fill="F0F0F0"/>
-              </w:rPr>
-              <w:t>BUILD.gn</w:t>
-            </w:r>
-            <w:r>
-              <w:rPr>
-                <w:rFonts w:hint="default" w:ascii="Helvetica" w:hAnsi="Helvetica" w:eastAsia="Helvetica" w:cs="Helvetica"/>
-                <w:i w:val="0"/>
-                <w:iCs w:val="0"/>
-                <w:caps w:val="0"/>
-                <w:color w:val="333333"/>
-                <w:spacing w:val="0"/>
-                <w:sz w:val="19"/>
-                <w:szCs w:val="19"/>
-                <w:shd w:val="clear" w:fill="FFFFFF"/>
-              </w:rPr>
-              <w:t>路径是否正确）；</w:t>
-            </w:r>
-            <w:r>
-              <w:rPr>
-                <w:rFonts w:hint="default" w:ascii="Helvetica" w:hAnsi="Helvetica" w:eastAsia="Helvetica" w:cs="Helvetica"/>
-                <w:i w:val="0"/>
-                <w:iCs w:val="0"/>
-                <w:caps w:val="0"/>
-                <w:color w:val="333333"/>
-                <w:spacing w:val="0"/>
-                <w:sz w:val="19"/>
-                <w:szCs w:val="19"/>
-                <w:shd w:val="clear" w:fill="FFFFFF"/>
-              </w:rPr>
-              <w:br w:type="textWrapping"/>
-            </w:r>
-            <w:r>
-              <w:rPr>
-                <w:rFonts w:hint="default" w:ascii="Helvetica" w:hAnsi="Helvetica" w:eastAsia="Helvetica" w:cs="Helvetica"/>
-                <w:i w:val="0"/>
-                <w:iCs w:val="0"/>
-                <w:caps w:val="0"/>
-                <w:color w:val="333333"/>
-                <w:spacing w:val="0"/>
-                <w:sz w:val="19"/>
-                <w:szCs w:val="19"/>
-                <w:shd w:val="clear" w:fill="FFFFFF"/>
-              </w:rPr>
-              <w:t>2. 遇到错误先对照预习资料中的错误码表排查，无法解决则举手求助；</w:t>
-            </w:r>
-            <w:r>
-              <w:rPr>
-                <w:rFonts w:hint="default" w:ascii="Helvetica" w:hAnsi="Helvetica" w:eastAsia="Helvetica" w:cs="Helvetica"/>
-                <w:i w:val="0"/>
-                <w:iCs w:val="0"/>
-                <w:caps w:val="0"/>
-                <w:color w:val="333333"/>
-                <w:spacing w:val="0"/>
-                <w:sz w:val="19"/>
-                <w:szCs w:val="19"/>
-                <w:shd w:val="clear" w:fill="FFFFFF"/>
-              </w:rPr>
-              <w:br w:type="textWrapping"/>
-            </w:r>
-            <w:r>
-              <w:rPr>
-                <w:rFonts w:hint="default" w:ascii="Helvetica" w:hAnsi="Helvetica" w:eastAsia="Helvetica" w:cs="Helvetica"/>
-                <w:i w:val="0"/>
-                <w:iCs w:val="0"/>
-                <w:caps w:val="0"/>
-                <w:color w:val="333333"/>
-                <w:spacing w:val="0"/>
-                <w:sz w:val="19"/>
-                <w:szCs w:val="19"/>
-                <w:shd w:val="clear" w:fill="FFFFFF"/>
-              </w:rPr>
-              <w:t>3. 成功看到同步日志后，拍照记录，并尝试修改初始值为1，观察互斥场景效果。</w:t>
-            </w:r>
-          </w:p>
-        </w:tc>
-        <w:tc>
-          <w:tcPr>
-            <w:tcW w:w="2925" w:type="dxa"/>
-            <w:shd w:val="clear" w:color="auto" w:fill="auto"/>
-            <w:vAlign w:val="center"/>
-          </w:tcPr>
-          <w:p>
-            <w:pPr>
-              <w:pStyle w:val="14"/>
-              <w:spacing w:line="340" w:lineRule="exact"/>
-              <w:ind w:right="79" w:rightChars="0"/>
-              <w:rPr>
-                <w:rFonts w:hint="eastAsia" w:ascii="微软雅黑" w:hAnsi="微软雅黑" w:eastAsia="微软雅黑"/>
-                <w:color w:val="000000" w:themeColor="text1"/>
-                <w:sz w:val="21"/>
-                <w:szCs w:val="21"/>
-                <w:lang w:eastAsia="zh-CN"/>
-                <w14:textFill>
-                  <w14:solidFill>
-                    <w14:schemeClr w14:val="tx1"/>
-                  </w14:solidFill>
-                </w14:textFill>
-              </w:rPr>
-            </w:pPr>
-            <w:r>
-              <w:rPr>
-                <w:rFonts w:ascii="Helvetica" w:hAnsi="Helvetica" w:eastAsia="Helvetica" w:cs="Helvetica"/>
-                <w:i w:val="0"/>
-                <w:iCs w:val="0"/>
-                <w:caps w:val="0"/>
-                <w:color w:val="333333"/>
-                <w:spacing w:val="0"/>
-                <w:sz w:val="19"/>
-                <w:szCs w:val="19"/>
-                <w:shd w:val="clear" w:fill="FFFFFF"/>
-              </w:rPr>
-              <w:t>通过“分步演示+针对性指导”突破重点，强化动手能力；鼓励学生自主探索互斥场景，深化对信号量机制的理解。</w:t>
-            </w:r>
           </w:p>
         </w:tc>
       </w:tr>
@@ -7368,11 +6143,14 @@
                   </w14:solidFill>
                 </w14:textFill>
               </w:rPr>
-              <w:t>任务</w:t>
-            </w:r>
-            <w:r>
-              <w:rPr>
-                <w:rFonts w:ascii="微软雅黑" w:hAnsi="微软雅黑" w:eastAsia="微软雅黑"/>
+              <w:t>任务实施</w:t>
+            </w:r>
+          </w:p>
+          <w:p>
+            <w:pPr>
+              <w:spacing w:line="400" w:lineRule="exact"/>
+              <w:rPr>
+                <w:rFonts w:hint="eastAsia" w:ascii="微软雅黑" w:hAnsi="微软雅黑" w:eastAsia="微软雅黑"/>
                 <w:color w:val="000000" w:themeColor="text1"/>
                 <w:sz w:val="21"/>
                 <w:szCs w:val="21"/>
@@ -7383,14 +6161,8 @@
                   </w14:solidFill>
                 </w14:textFill>
               </w:rPr>
-              <w:t>总结</w:t>
-            </w:r>
-          </w:p>
-          <w:p>
-            <w:pPr>
-              <w:pStyle w:val="14"/>
-              <w:spacing w:line="400" w:lineRule="exact"/>
-              <w:ind w:right="223" w:rightChars="0"/>
+            </w:pPr>
+            <w:r>
               <w:rPr>
                 <w:rFonts w:hint="eastAsia" w:ascii="微软雅黑" w:hAnsi="微软雅黑" w:eastAsia="微软雅黑"/>
                 <w:color w:val="000000" w:themeColor="text1"/>
@@ -7403,10 +6175,11 @@
                   </w14:solidFill>
                 </w14:textFill>
               </w:rPr>
-            </w:pPr>
-            <w:r>
-              <w:rPr>
-                <w:rFonts w:hint="eastAsia" w:ascii="微软雅黑" w:hAnsi="微软雅黑" w:eastAsia="微软雅黑"/>
+              <w:t>（</w:t>
+            </w:r>
+            <w:r>
+              <w:rPr>
+                <w:rFonts w:ascii="微软雅黑" w:hAnsi="微软雅黑" w:eastAsia="微软雅黑"/>
                 <w:color w:val="000000" w:themeColor="text1"/>
                 <w:sz w:val="21"/>
                 <w:szCs w:val="21"/>
@@ -7417,22 +6190,7 @@
                   </w14:solidFill>
                 </w14:textFill>
               </w:rPr>
-              <w:t>（</w:t>
-            </w:r>
-            <w:r>
-              <w:rPr>
-                <w:rFonts w:ascii="微软雅黑" w:hAnsi="微软雅黑" w:eastAsia="微软雅黑"/>
-                <w:color w:val="000000" w:themeColor="text1"/>
-                <w:sz w:val="21"/>
-                <w:szCs w:val="21"/>
-                <w:lang w:eastAsia="zh-CN"/>
-                <w14:textFill>
-                  <w14:solidFill>
-                    <w14:schemeClr w14:val="tx1"/>
-                  </w14:solidFill>
-                </w14:textFill>
-              </w:rPr>
-              <w:t>5</w:t>
+              <w:t>40</w:t>
             </w:r>
             <w:r>
               <w:rPr>
@@ -7491,7 +6249,7 @@
             <w:pPr>
               <w:pStyle w:val="14"/>
               <w:spacing w:line="340" w:lineRule="exact"/>
-              <w:ind w:left="106" w:leftChars="0" w:right="24" w:rightChars="0"/>
+              <w:ind w:left="106" w:leftChars="0" w:right="-8" w:rightChars="0"/>
               <w:rPr>
                 <w:rFonts w:hint="eastAsia" w:ascii="宋体" w:hAnsi="宋体" w:eastAsia="宋体" w:cs="宋体"/>
                 <w:color w:val="000000" w:themeColor="text1"/>
@@ -7515,7 +6273,7 @@
                 <w:szCs w:val="19"/>
                 <w:shd w:val="clear" w:fill="FFFFFF"/>
               </w:rPr>
-              <w:t>1. 流程梳理：用思维导图回顾“信号量开发全流程”（需求分析→API选择→代码编写→配置修改→编译烧写→结果验证）；</w:t>
+              <w:t>1. 分步演示+巡视指导：</w:t>
             </w:r>
             <w:r>
               <w:rPr>
@@ -7543,63 +6301,7 @@
                 <w:szCs w:val="19"/>
                 <w:shd w:val="clear" w:fill="FFFFFF"/>
               </w:rPr>
-              <w:t>2. 重难点强化：</w:t>
-            </w:r>
-            <w:r>
-              <w:rPr>
-                <w:rFonts w:hint="default" w:ascii="Helvetica" w:hAnsi="Helvetica" w:eastAsia="Helvetica" w:cs="Helvetica"/>
-                <w:i w:val="0"/>
-                <w:iCs w:val="0"/>
-                <w:caps w:val="0"/>
-                <w:color w:val="333333"/>
-                <w:spacing w:val="0"/>
-                <w:sz w:val="19"/>
-                <w:szCs w:val="19"/>
-                <w:shd w:val="clear" w:fill="FFFFFF"/>
-              </w:rPr>
-              <w:br w:type="textWrapping"/>
-            </w:r>
-            <w:r>
-              <w:rPr>
-                <w:rFonts w:hint="default" w:ascii="Helvetica" w:hAnsi="Helvetica" w:eastAsia="Helvetica" w:cs="Helvetica"/>
-                <w:i w:val="0"/>
-                <w:iCs w:val="0"/>
-                <w:caps w:val="0"/>
-                <w:color w:val="333333"/>
-                <w:spacing w:val="0"/>
-                <w:sz w:val="19"/>
-                <w:szCs w:val="19"/>
-                <w:shd w:val="clear" w:fill="FFFFFF"/>
-              </w:rPr>
-              <w:t>- 核心机制：同步（初始值0，解决顺序）、互斥（初始值1，解决竞争）；</w:t>
-            </w:r>
-            <w:r>
-              <w:rPr>
-                <w:rFonts w:hint="default" w:ascii="Helvetica" w:hAnsi="Helvetica" w:eastAsia="Helvetica" w:cs="Helvetica"/>
-                <w:i w:val="0"/>
-                <w:iCs w:val="0"/>
-                <w:caps w:val="0"/>
-                <w:color w:val="333333"/>
-                <w:spacing w:val="0"/>
-                <w:sz w:val="19"/>
-                <w:szCs w:val="19"/>
-                <w:shd w:val="clear" w:fill="FFFFFF"/>
-              </w:rPr>
-              <w:br w:type="textWrapping"/>
-            </w:r>
-            <w:r>
-              <w:rPr>
-                <w:rFonts w:hint="default" w:ascii="Helvetica" w:hAnsi="Helvetica" w:eastAsia="Helvetica" w:cs="Helvetica"/>
-                <w:i w:val="0"/>
-                <w:iCs w:val="0"/>
-                <w:caps w:val="0"/>
-                <w:color w:val="333333"/>
-                <w:spacing w:val="0"/>
-                <w:sz w:val="19"/>
-                <w:szCs w:val="19"/>
-                <w:shd w:val="clear" w:fill="FFFFFF"/>
-              </w:rPr>
-              <w:t>- 配置关键：</w:t>
+              <w:t>① 终端创建</w:t>
             </w:r>
             <w:r>
               <w:rPr>
@@ -7612,24 +6314,23 @@
                 <w:spacing w:val="0"/>
                 <w:sz w:val="17"/>
                 <w:szCs w:val="17"/>
-                <w:bdr w:val="none" w:color="auto" w:sz="0" w:space="0"/>
                 <w:shd w:val="clear" w:fill="F0F0F0"/>
               </w:rPr>
-              <w:t>BUILD.gn</w:t>
-            </w:r>
-            <w:r>
-              <w:rPr>
-                <w:rFonts w:hint="default" w:ascii="Helvetica" w:hAnsi="Helvetica" w:eastAsia="Helvetica" w:cs="Helvetica"/>
-                <w:i w:val="0"/>
-                <w:iCs w:val="0"/>
-                <w:caps w:val="0"/>
-                <w:color w:val="333333"/>
-                <w:spacing w:val="0"/>
-                <w:sz w:val="19"/>
-                <w:szCs w:val="19"/>
-                <w:shd w:val="clear" w:fill="FFFFFF"/>
-              </w:rPr>
-              <w:t>与</w:t>
+              <w:t>a2_kernel_semaphore</w:t>
+            </w:r>
+            <w:r>
+              <w:rPr>
+                <w:rFonts w:hint="default" w:ascii="Helvetica" w:hAnsi="Helvetica" w:eastAsia="Helvetica" w:cs="Helvetica"/>
+                <w:i w:val="0"/>
+                <w:iCs w:val="0"/>
+                <w:caps w:val="0"/>
+                <w:color w:val="333333"/>
+                <w:spacing w:val="0"/>
+                <w:sz w:val="19"/>
+                <w:szCs w:val="19"/>
+                <w:shd w:val="clear" w:fill="FFFFFF"/>
+              </w:rPr>
+              <w:t>文件夹（</w:t>
             </w:r>
             <w:r>
               <w:rPr>
@@ -7642,7 +6343,1236 @@
                 <w:spacing w:val="0"/>
                 <w:sz w:val="17"/>
                 <w:szCs w:val="17"/>
-                <w:bdr w:val="none" w:color="auto" w:sz="0" w:space="0"/>
+                <w:shd w:val="clear" w:fill="F0F0F0"/>
+              </w:rPr>
+              <w:t>mkdir -p a2_kernel_semaphore</w:t>
+            </w:r>
+            <w:r>
+              <w:rPr>
+                <w:rFonts w:hint="default" w:ascii="Helvetica" w:hAnsi="Helvetica" w:eastAsia="Helvetica" w:cs="Helvetica"/>
+                <w:i w:val="0"/>
+                <w:iCs w:val="0"/>
+                <w:caps w:val="0"/>
+                <w:color w:val="333333"/>
+                <w:spacing w:val="0"/>
+                <w:sz w:val="19"/>
+                <w:szCs w:val="19"/>
+                <w:shd w:val="clear" w:fill="FFFFFF"/>
+              </w:rPr>
+              <w:t>）；</w:t>
+            </w:r>
+            <w:r>
+              <w:rPr>
+                <w:rFonts w:hint="default" w:ascii="Helvetica" w:hAnsi="Helvetica" w:eastAsia="Helvetica" w:cs="Helvetica"/>
+                <w:i w:val="0"/>
+                <w:iCs w:val="0"/>
+                <w:caps w:val="0"/>
+                <w:color w:val="333333"/>
+                <w:spacing w:val="0"/>
+                <w:sz w:val="19"/>
+                <w:szCs w:val="19"/>
+                <w:shd w:val="clear" w:fill="FFFFFF"/>
+              </w:rPr>
+              <w:br w:type="textWrapping"/>
+            </w:r>
+            <w:r>
+              <w:rPr>
+                <w:rFonts w:hint="default" w:ascii="Helvetica" w:hAnsi="Helvetica" w:eastAsia="Helvetica" w:cs="Helvetica"/>
+                <w:i w:val="0"/>
+                <w:iCs w:val="0"/>
+                <w:caps w:val="0"/>
+                <w:color w:val="333333"/>
+                <w:spacing w:val="0"/>
+                <w:sz w:val="19"/>
+                <w:szCs w:val="19"/>
+                <w:shd w:val="clear" w:fill="FFFFFF"/>
+              </w:rPr>
+              <w:t>② 编写</w:t>
+            </w:r>
+            <w:r>
+              <w:rPr>
+                <w:rStyle w:val="11"/>
+                <w:rFonts w:hint="default" w:ascii="Consolas" w:hAnsi="Consolas" w:eastAsia="Consolas" w:cs="Consolas"/>
+                <w:i w:val="0"/>
+                <w:iCs w:val="0"/>
+                <w:caps w:val="0"/>
+                <w:color w:val="000000"/>
+                <w:spacing w:val="0"/>
+                <w:sz w:val="17"/>
+                <w:szCs w:val="17"/>
+                <w:shd w:val="clear" w:fill="F0F0F0"/>
+              </w:rPr>
+              <w:t>sem_example.c</w:t>
+            </w:r>
+            <w:r>
+              <w:rPr>
+                <w:rFonts w:hint="default" w:ascii="Helvetica" w:hAnsi="Helvetica" w:eastAsia="Helvetica" w:cs="Helvetica"/>
+                <w:i w:val="0"/>
+                <w:iCs w:val="0"/>
+                <w:caps w:val="0"/>
+                <w:color w:val="333333"/>
+                <w:spacing w:val="0"/>
+                <w:sz w:val="19"/>
+                <w:szCs w:val="19"/>
+                <w:shd w:val="clear" w:fill="FFFFFF"/>
+              </w:rPr>
+              <w:t>：</w:t>
+            </w:r>
+            <w:r>
+              <w:rPr>
+                <w:rFonts w:hint="default" w:ascii="Helvetica" w:hAnsi="Helvetica" w:eastAsia="Helvetica" w:cs="Helvetica"/>
+                <w:i w:val="0"/>
+                <w:iCs w:val="0"/>
+                <w:caps w:val="0"/>
+                <w:color w:val="333333"/>
+                <w:spacing w:val="0"/>
+                <w:sz w:val="19"/>
+                <w:szCs w:val="19"/>
+                <w:shd w:val="clear" w:fill="FFFFFF"/>
+              </w:rPr>
+              <w:br w:type="textWrapping"/>
+            </w:r>
+            <w:r>
+              <w:rPr>
+                <w:rFonts w:hint="default" w:ascii="Helvetica" w:hAnsi="Helvetica" w:eastAsia="Helvetica" w:cs="Helvetica"/>
+                <w:i w:val="0"/>
+                <w:iCs w:val="0"/>
+                <w:caps w:val="0"/>
+                <w:color w:val="333333"/>
+                <w:spacing w:val="0"/>
+                <w:sz w:val="19"/>
+                <w:szCs w:val="19"/>
+                <w:shd w:val="clear" w:fill="FFFFFF"/>
+              </w:rPr>
+              <w:t>- 包含头文件</w:t>
+            </w:r>
+            <w:r>
+              <w:rPr>
+                <w:rStyle w:val="11"/>
+                <w:rFonts w:hint="default" w:ascii="Consolas" w:hAnsi="Consolas" w:eastAsia="Consolas" w:cs="Consolas"/>
+                <w:i w:val="0"/>
+                <w:iCs w:val="0"/>
+                <w:caps w:val="0"/>
+                <w:color w:val="000000"/>
+                <w:spacing w:val="0"/>
+                <w:sz w:val="17"/>
+                <w:szCs w:val="17"/>
+                <w:shd w:val="clear" w:fill="F0F0F0"/>
+              </w:rPr>
+              <w:t>#include "los_sem.h"</w:t>
+            </w:r>
+            <w:r>
+              <w:rPr>
+                <w:rFonts w:hint="default" w:ascii="Helvetica" w:hAnsi="Helvetica" w:eastAsia="Helvetica" w:cs="Helvetica"/>
+                <w:i w:val="0"/>
+                <w:iCs w:val="0"/>
+                <w:caps w:val="0"/>
+                <w:color w:val="333333"/>
+                <w:spacing w:val="0"/>
+                <w:sz w:val="19"/>
+                <w:szCs w:val="19"/>
+                <w:shd w:val="clear" w:fill="FFFFFF"/>
+              </w:rPr>
+              <w:t>；</w:t>
+            </w:r>
+            <w:r>
+              <w:rPr>
+                <w:rFonts w:hint="default" w:ascii="Helvetica" w:hAnsi="Helvetica" w:eastAsia="Helvetica" w:cs="Helvetica"/>
+                <w:i w:val="0"/>
+                <w:iCs w:val="0"/>
+                <w:caps w:val="0"/>
+                <w:color w:val="333333"/>
+                <w:spacing w:val="0"/>
+                <w:sz w:val="19"/>
+                <w:szCs w:val="19"/>
+                <w:shd w:val="clear" w:fill="FFFFFF"/>
+              </w:rPr>
+              <w:br w:type="textWrapping"/>
+            </w:r>
+            <w:r>
+              <w:rPr>
+                <w:rFonts w:hint="default" w:ascii="Helvetica" w:hAnsi="Helvetica" w:eastAsia="Helvetica" w:cs="Helvetica"/>
+                <w:i w:val="0"/>
+                <w:iCs w:val="0"/>
+                <w:caps w:val="0"/>
+                <w:color w:val="333333"/>
+                <w:spacing w:val="0"/>
+                <w:sz w:val="19"/>
+                <w:szCs w:val="19"/>
+                <w:shd w:val="clear" w:fill="FFFFFF"/>
+              </w:rPr>
+              <w:t>- 定义</w:t>
+            </w:r>
+            <w:r>
+              <w:rPr>
+                <w:rStyle w:val="11"/>
+                <w:rFonts w:hint="default" w:ascii="Consolas" w:hAnsi="Consolas" w:eastAsia="Consolas" w:cs="Consolas"/>
+                <w:i w:val="0"/>
+                <w:iCs w:val="0"/>
+                <w:caps w:val="0"/>
+                <w:color w:val="000000"/>
+                <w:spacing w:val="0"/>
+                <w:sz w:val="17"/>
+                <w:szCs w:val="17"/>
+                <w:shd w:val="clear" w:fill="F0F0F0"/>
+              </w:rPr>
+              <w:t>task_release()</w:t>
+            </w:r>
+            <w:r>
+              <w:rPr>
+                <w:rFonts w:hint="default" w:ascii="Helvetica" w:hAnsi="Helvetica" w:eastAsia="Helvetica" w:cs="Helvetica"/>
+                <w:i w:val="0"/>
+                <w:iCs w:val="0"/>
+                <w:caps w:val="0"/>
+                <w:color w:val="333333"/>
+                <w:spacing w:val="0"/>
+                <w:sz w:val="19"/>
+                <w:szCs w:val="19"/>
+                <w:shd w:val="clear" w:fill="FFFFFF"/>
+              </w:rPr>
+              <w:t>（</w:t>
+            </w:r>
+            <w:r>
+              <w:rPr>
+                <w:rStyle w:val="11"/>
+                <w:rFonts w:hint="default" w:ascii="Consolas" w:hAnsi="Consolas" w:eastAsia="Consolas" w:cs="Consolas"/>
+                <w:i w:val="0"/>
+                <w:iCs w:val="0"/>
+                <w:caps w:val="0"/>
+                <w:color w:val="000000"/>
+                <w:spacing w:val="0"/>
+                <w:sz w:val="17"/>
+                <w:szCs w:val="17"/>
+                <w:shd w:val="clear" w:fill="F0F0F0"/>
+              </w:rPr>
+              <w:t>LOS_Msleep(2000); LOS_SemPost(sem_id);</w:t>
+            </w:r>
+            <w:r>
+              <w:rPr>
+                <w:rFonts w:hint="default" w:ascii="Helvetica" w:hAnsi="Helvetica" w:eastAsia="Helvetica" w:cs="Helvetica"/>
+                <w:i w:val="0"/>
+                <w:iCs w:val="0"/>
+                <w:caps w:val="0"/>
+                <w:color w:val="333333"/>
+                <w:spacing w:val="0"/>
+                <w:sz w:val="19"/>
+                <w:szCs w:val="19"/>
+                <w:shd w:val="clear" w:fill="FFFFFF"/>
+              </w:rPr>
+              <w:t>）和</w:t>
+            </w:r>
+            <w:r>
+              <w:rPr>
+                <w:rStyle w:val="11"/>
+                <w:rFonts w:hint="default" w:ascii="Consolas" w:hAnsi="Consolas" w:eastAsia="Consolas" w:cs="Consolas"/>
+                <w:i w:val="0"/>
+                <w:iCs w:val="0"/>
+                <w:caps w:val="0"/>
+                <w:color w:val="000000"/>
+                <w:spacing w:val="0"/>
+                <w:sz w:val="17"/>
+                <w:szCs w:val="17"/>
+                <w:shd w:val="clear" w:fill="F0F0F0"/>
+              </w:rPr>
+              <w:t>task_wait()</w:t>
+            </w:r>
+            <w:r>
+              <w:rPr>
+                <w:rFonts w:hint="default" w:ascii="Helvetica" w:hAnsi="Helvetica" w:eastAsia="Helvetica" w:cs="Helvetica"/>
+                <w:i w:val="0"/>
+                <w:iCs w:val="0"/>
+                <w:caps w:val="0"/>
+                <w:color w:val="333333"/>
+                <w:spacing w:val="0"/>
+                <w:sz w:val="19"/>
+                <w:szCs w:val="19"/>
+                <w:shd w:val="clear" w:fill="FFFFFF"/>
+              </w:rPr>
+              <w:t>（</w:t>
+            </w:r>
+            <w:r>
+              <w:rPr>
+                <w:rStyle w:val="11"/>
+                <w:rFonts w:hint="default" w:ascii="Consolas" w:hAnsi="Consolas" w:eastAsia="Consolas" w:cs="Consolas"/>
+                <w:i w:val="0"/>
+                <w:iCs w:val="0"/>
+                <w:caps w:val="0"/>
+                <w:color w:val="000000"/>
+                <w:spacing w:val="0"/>
+                <w:sz w:val="17"/>
+                <w:szCs w:val="17"/>
+                <w:shd w:val="clear" w:fill="F0F0F0"/>
+              </w:rPr>
+              <w:t>LOS_SemPend(sem_id, LOS_WAIT_FOREVER); printf("Task wait get semaphore\n");</w:t>
+            </w:r>
+            <w:r>
+              <w:rPr>
+                <w:rFonts w:hint="default" w:ascii="Helvetica" w:hAnsi="Helvetica" w:eastAsia="Helvetica" w:cs="Helvetica"/>
+                <w:i w:val="0"/>
+                <w:iCs w:val="0"/>
+                <w:caps w:val="0"/>
+                <w:color w:val="333333"/>
+                <w:spacing w:val="0"/>
+                <w:sz w:val="19"/>
+                <w:szCs w:val="19"/>
+                <w:shd w:val="clear" w:fill="FFFFFF"/>
+              </w:rPr>
+              <w:t>）；</w:t>
+            </w:r>
+            <w:r>
+              <w:rPr>
+                <w:rFonts w:hint="default" w:ascii="Helvetica" w:hAnsi="Helvetica" w:eastAsia="Helvetica" w:cs="Helvetica"/>
+                <w:i w:val="0"/>
+                <w:iCs w:val="0"/>
+                <w:caps w:val="0"/>
+                <w:color w:val="333333"/>
+                <w:spacing w:val="0"/>
+                <w:sz w:val="19"/>
+                <w:szCs w:val="19"/>
+                <w:shd w:val="clear" w:fill="FFFFFF"/>
+              </w:rPr>
+              <w:br w:type="textWrapping"/>
+            </w:r>
+            <w:r>
+              <w:rPr>
+                <w:rFonts w:hint="default" w:ascii="Helvetica" w:hAnsi="Helvetica" w:eastAsia="Helvetica" w:cs="Helvetica"/>
+                <w:i w:val="0"/>
+                <w:iCs w:val="0"/>
+                <w:caps w:val="0"/>
+                <w:color w:val="333333"/>
+                <w:spacing w:val="0"/>
+                <w:sz w:val="19"/>
+                <w:szCs w:val="19"/>
+                <w:shd w:val="clear" w:fill="FFFFFF"/>
+              </w:rPr>
+              <w:t>- 在</w:t>
+            </w:r>
+            <w:r>
+              <w:rPr>
+                <w:rStyle w:val="11"/>
+                <w:rFonts w:hint="default" w:ascii="Consolas" w:hAnsi="Consolas" w:eastAsia="Consolas" w:cs="Consolas"/>
+                <w:i w:val="0"/>
+                <w:iCs w:val="0"/>
+                <w:caps w:val="0"/>
+                <w:color w:val="000000"/>
+                <w:spacing w:val="0"/>
+                <w:sz w:val="17"/>
+                <w:szCs w:val="17"/>
+                <w:shd w:val="clear" w:fill="F0F0F0"/>
+              </w:rPr>
+              <w:t>sem_example()</w:t>
+            </w:r>
+            <w:r>
+              <w:rPr>
+                <w:rFonts w:hint="default" w:ascii="Helvetica" w:hAnsi="Helvetica" w:eastAsia="Helvetica" w:cs="Helvetica"/>
+                <w:i w:val="0"/>
+                <w:iCs w:val="0"/>
+                <w:caps w:val="0"/>
+                <w:color w:val="333333"/>
+                <w:spacing w:val="0"/>
+                <w:sz w:val="19"/>
+                <w:szCs w:val="19"/>
+                <w:shd w:val="clear" w:fill="FFFFFF"/>
+              </w:rPr>
+              <w:t>中创建信号量（初始值0）和两个任务；</w:t>
+            </w:r>
+            <w:r>
+              <w:rPr>
+                <w:rFonts w:hint="default" w:ascii="Helvetica" w:hAnsi="Helvetica" w:eastAsia="Helvetica" w:cs="Helvetica"/>
+                <w:i w:val="0"/>
+                <w:iCs w:val="0"/>
+                <w:caps w:val="0"/>
+                <w:color w:val="333333"/>
+                <w:spacing w:val="0"/>
+                <w:sz w:val="19"/>
+                <w:szCs w:val="19"/>
+                <w:shd w:val="clear" w:fill="FFFFFF"/>
+              </w:rPr>
+              <w:br w:type="textWrapping"/>
+            </w:r>
+            <w:r>
+              <w:rPr>
+                <w:rFonts w:hint="default" w:ascii="Helvetica" w:hAnsi="Helvetica" w:eastAsia="Helvetica" w:cs="Helvetica"/>
+                <w:i w:val="0"/>
+                <w:iCs w:val="0"/>
+                <w:caps w:val="0"/>
+                <w:color w:val="333333"/>
+                <w:spacing w:val="0"/>
+                <w:sz w:val="19"/>
+                <w:szCs w:val="19"/>
+                <w:shd w:val="clear" w:fill="FFFFFF"/>
+              </w:rPr>
+              <w:t>③ 修改</w:t>
+            </w:r>
+            <w:r>
+              <w:rPr>
+                <w:rStyle w:val="11"/>
+                <w:rFonts w:hint="default" w:ascii="Consolas" w:hAnsi="Consolas" w:eastAsia="Consolas" w:cs="Consolas"/>
+                <w:i w:val="0"/>
+                <w:iCs w:val="0"/>
+                <w:caps w:val="0"/>
+                <w:color w:val="000000"/>
+                <w:spacing w:val="0"/>
+                <w:sz w:val="17"/>
+                <w:szCs w:val="17"/>
+                <w:shd w:val="clear" w:fill="F0F0F0"/>
+              </w:rPr>
+              <w:t>BUILD.gn</w:t>
+            </w:r>
+            <w:r>
+              <w:rPr>
+                <w:rFonts w:hint="default" w:ascii="Helvetica" w:hAnsi="Helvetica" w:eastAsia="Helvetica" w:cs="Helvetica"/>
+                <w:i w:val="0"/>
+                <w:iCs w:val="0"/>
+                <w:caps w:val="0"/>
+                <w:color w:val="333333"/>
+                <w:spacing w:val="0"/>
+                <w:sz w:val="19"/>
+                <w:szCs w:val="19"/>
+                <w:shd w:val="clear" w:fill="FFFFFF"/>
+              </w:rPr>
+              <w:t>：在</w:t>
+            </w:r>
+            <w:r>
+              <w:rPr>
+                <w:rStyle w:val="11"/>
+                <w:rFonts w:hint="default" w:ascii="Consolas" w:hAnsi="Consolas" w:eastAsia="Consolas" w:cs="Consolas"/>
+                <w:i w:val="0"/>
+                <w:iCs w:val="0"/>
+                <w:caps w:val="0"/>
+                <w:color w:val="000000"/>
+                <w:spacing w:val="0"/>
+                <w:sz w:val="17"/>
+                <w:szCs w:val="17"/>
+                <w:shd w:val="clear" w:fill="F0F0F0"/>
+              </w:rPr>
+              <w:t>vendor/lockzhiner/rk2206/sample/BUILD.gn</w:t>
+            </w:r>
+            <w:r>
+              <w:rPr>
+                <w:rFonts w:hint="default" w:ascii="Helvetica" w:hAnsi="Helvetica" w:eastAsia="Helvetica" w:cs="Helvetica"/>
+                <w:i w:val="0"/>
+                <w:iCs w:val="0"/>
+                <w:caps w:val="0"/>
+                <w:color w:val="333333"/>
+                <w:spacing w:val="0"/>
+                <w:sz w:val="19"/>
+                <w:szCs w:val="19"/>
+                <w:shd w:val="clear" w:fill="FFFFFF"/>
+              </w:rPr>
+              <w:t>的</w:t>
+            </w:r>
+            <w:r>
+              <w:rPr>
+                <w:rStyle w:val="11"/>
+                <w:rFonts w:hint="default" w:ascii="Consolas" w:hAnsi="Consolas" w:eastAsia="Consolas" w:cs="Consolas"/>
+                <w:i w:val="0"/>
+                <w:iCs w:val="0"/>
+                <w:caps w:val="0"/>
+                <w:color w:val="000000"/>
+                <w:spacing w:val="0"/>
+                <w:sz w:val="17"/>
+                <w:szCs w:val="17"/>
+                <w:shd w:val="clear" w:fill="F0F0F0"/>
+              </w:rPr>
+              <w:t>features</w:t>
+            </w:r>
+            <w:r>
+              <w:rPr>
+                <w:rFonts w:hint="default" w:ascii="Helvetica" w:hAnsi="Helvetica" w:eastAsia="Helvetica" w:cs="Helvetica"/>
+                <w:i w:val="0"/>
+                <w:iCs w:val="0"/>
+                <w:caps w:val="0"/>
+                <w:color w:val="333333"/>
+                <w:spacing w:val="0"/>
+                <w:sz w:val="19"/>
+                <w:szCs w:val="19"/>
+                <w:shd w:val="clear" w:fill="FFFFFF"/>
+              </w:rPr>
+              <w:t>或编译目标中添加</w:t>
+            </w:r>
+            <w:r>
+              <w:rPr>
+                <w:rStyle w:val="11"/>
+                <w:rFonts w:hint="default" w:ascii="Consolas" w:hAnsi="Consolas" w:eastAsia="Consolas" w:cs="Consolas"/>
+                <w:i w:val="0"/>
+                <w:iCs w:val="0"/>
+                <w:caps w:val="0"/>
+                <w:color w:val="000000"/>
+                <w:spacing w:val="0"/>
+                <w:sz w:val="17"/>
+                <w:szCs w:val="17"/>
+                <w:shd w:val="clear" w:fill="F0F0F0"/>
+              </w:rPr>
+              <w:t>./a2_kernel_semaphore:sem_example</w:t>
+            </w:r>
+            <w:r>
+              <w:rPr>
+                <w:rFonts w:hint="default" w:ascii="Helvetica" w:hAnsi="Helvetica" w:eastAsia="Helvetica" w:cs="Helvetica"/>
+                <w:i w:val="0"/>
+                <w:iCs w:val="0"/>
+                <w:caps w:val="0"/>
+                <w:color w:val="333333"/>
+                <w:spacing w:val="0"/>
+                <w:sz w:val="19"/>
+                <w:szCs w:val="19"/>
+                <w:shd w:val="clear" w:fill="FFFFFF"/>
+              </w:rPr>
+              <w:t>；</w:t>
+            </w:r>
+            <w:r>
+              <w:rPr>
+                <w:rFonts w:hint="default" w:ascii="Helvetica" w:hAnsi="Helvetica" w:eastAsia="Helvetica" w:cs="Helvetica"/>
+                <w:i w:val="0"/>
+                <w:iCs w:val="0"/>
+                <w:caps w:val="0"/>
+                <w:color w:val="333333"/>
+                <w:spacing w:val="0"/>
+                <w:sz w:val="19"/>
+                <w:szCs w:val="19"/>
+                <w:shd w:val="clear" w:fill="FFFFFF"/>
+              </w:rPr>
+              <w:br w:type="textWrapping"/>
+            </w:r>
+            <w:r>
+              <w:rPr>
+                <w:rFonts w:hint="default" w:ascii="Helvetica" w:hAnsi="Helvetica" w:eastAsia="Helvetica" w:cs="Helvetica"/>
+                <w:i w:val="0"/>
+                <w:iCs w:val="0"/>
+                <w:caps w:val="0"/>
+                <w:color w:val="333333"/>
+                <w:spacing w:val="0"/>
+                <w:sz w:val="19"/>
+                <w:szCs w:val="19"/>
+                <w:shd w:val="clear" w:fill="FFFFFF"/>
+              </w:rPr>
+              <w:t>④ 修改</w:t>
+            </w:r>
+            <w:r>
+              <w:rPr>
+                <w:rStyle w:val="11"/>
+                <w:rFonts w:hint="default" w:ascii="Consolas" w:hAnsi="Consolas" w:eastAsia="Consolas" w:cs="Consolas"/>
+                <w:i w:val="0"/>
+                <w:iCs w:val="0"/>
+                <w:caps w:val="0"/>
+                <w:color w:val="000000"/>
+                <w:spacing w:val="0"/>
+                <w:sz w:val="17"/>
+                <w:szCs w:val="17"/>
+                <w:shd w:val="clear" w:fill="F0F0F0"/>
+              </w:rPr>
+              <w:t>Makefile</w:t>
+            </w:r>
+            <w:r>
+              <w:rPr>
+                <w:rFonts w:hint="default" w:ascii="Helvetica" w:hAnsi="Helvetica" w:eastAsia="Helvetica" w:cs="Helvetica"/>
+                <w:i w:val="0"/>
+                <w:iCs w:val="0"/>
+                <w:caps w:val="0"/>
+                <w:color w:val="333333"/>
+                <w:spacing w:val="0"/>
+                <w:sz w:val="19"/>
+                <w:szCs w:val="19"/>
+                <w:shd w:val="clear" w:fill="FFFFFF"/>
+              </w:rPr>
+              <w:t>：在</w:t>
+            </w:r>
+            <w:r>
+              <w:rPr>
+                <w:rStyle w:val="11"/>
+                <w:rFonts w:hint="default" w:ascii="Consolas" w:hAnsi="Consolas" w:eastAsia="Consolas" w:cs="Consolas"/>
+                <w:i w:val="0"/>
+                <w:iCs w:val="0"/>
+                <w:caps w:val="0"/>
+                <w:color w:val="000000"/>
+                <w:spacing w:val="0"/>
+                <w:sz w:val="17"/>
+                <w:szCs w:val="17"/>
+                <w:shd w:val="clear" w:fill="F0F0F0"/>
+              </w:rPr>
+              <w:t>device/lockzhiner/rk2206/sdk_liteos/Makefile</w:t>
+            </w:r>
+            <w:r>
+              <w:rPr>
+                <w:rFonts w:hint="default" w:ascii="Helvetica" w:hAnsi="Helvetica" w:eastAsia="Helvetica" w:cs="Helvetica"/>
+                <w:i w:val="0"/>
+                <w:iCs w:val="0"/>
+                <w:caps w:val="0"/>
+                <w:color w:val="333333"/>
+                <w:spacing w:val="0"/>
+                <w:sz w:val="19"/>
+                <w:szCs w:val="19"/>
+                <w:shd w:val="clear" w:fill="FFFFFF"/>
+              </w:rPr>
+              <w:t>的</w:t>
+            </w:r>
+            <w:r>
+              <w:rPr>
+                <w:rStyle w:val="11"/>
+                <w:rFonts w:hint="default" w:ascii="Consolas" w:hAnsi="Consolas" w:eastAsia="Consolas" w:cs="Consolas"/>
+                <w:i w:val="0"/>
+                <w:iCs w:val="0"/>
+                <w:caps w:val="0"/>
+                <w:color w:val="000000"/>
+                <w:spacing w:val="0"/>
+                <w:sz w:val="17"/>
+                <w:szCs w:val="17"/>
+                <w:shd w:val="clear" w:fill="F0F0F0"/>
+              </w:rPr>
+              <w:t>hardware_LIBS</w:t>
+            </w:r>
+            <w:r>
+              <w:rPr>
+                <w:rFonts w:hint="default" w:ascii="Helvetica" w:hAnsi="Helvetica" w:eastAsia="Helvetica" w:cs="Helvetica"/>
+                <w:i w:val="0"/>
+                <w:iCs w:val="0"/>
+                <w:caps w:val="0"/>
+                <w:color w:val="333333"/>
+                <w:spacing w:val="0"/>
+                <w:sz w:val="19"/>
+                <w:szCs w:val="19"/>
+                <w:shd w:val="clear" w:fill="FFFFFF"/>
+              </w:rPr>
+              <w:t>后添加</w:t>
+            </w:r>
+            <w:r>
+              <w:rPr>
+                <w:rStyle w:val="11"/>
+                <w:rFonts w:hint="default" w:ascii="Consolas" w:hAnsi="Consolas" w:eastAsia="Consolas" w:cs="Consolas"/>
+                <w:i w:val="0"/>
+                <w:iCs w:val="0"/>
+                <w:caps w:val="0"/>
+                <w:color w:val="000000"/>
+                <w:spacing w:val="0"/>
+                <w:sz w:val="17"/>
+                <w:szCs w:val="17"/>
+                <w:shd w:val="clear" w:fill="F0F0F0"/>
+              </w:rPr>
+              <w:t>-lsem_example</w:t>
+            </w:r>
+            <w:r>
+              <w:rPr>
+                <w:rFonts w:hint="default" w:ascii="Helvetica" w:hAnsi="Helvetica" w:eastAsia="Helvetica" w:cs="Helvetica"/>
+                <w:i w:val="0"/>
+                <w:iCs w:val="0"/>
+                <w:caps w:val="0"/>
+                <w:color w:val="333333"/>
+                <w:spacing w:val="0"/>
+                <w:sz w:val="19"/>
+                <w:szCs w:val="19"/>
+                <w:shd w:val="clear" w:fill="FFFFFF"/>
+              </w:rPr>
+              <w:t>；</w:t>
+            </w:r>
+            <w:r>
+              <w:rPr>
+                <w:rFonts w:hint="default" w:ascii="Helvetica" w:hAnsi="Helvetica" w:eastAsia="Helvetica" w:cs="Helvetica"/>
+                <w:i w:val="0"/>
+                <w:iCs w:val="0"/>
+                <w:caps w:val="0"/>
+                <w:color w:val="333333"/>
+                <w:spacing w:val="0"/>
+                <w:sz w:val="19"/>
+                <w:szCs w:val="19"/>
+                <w:shd w:val="clear" w:fill="FFFFFF"/>
+              </w:rPr>
+              <w:br w:type="textWrapping"/>
+            </w:r>
+            <w:r>
+              <w:rPr>
+                <w:rFonts w:hint="default" w:ascii="Helvetica" w:hAnsi="Helvetica" w:eastAsia="Helvetica" w:cs="Helvetica"/>
+                <w:i w:val="0"/>
+                <w:iCs w:val="0"/>
+                <w:caps w:val="0"/>
+                <w:color w:val="333333"/>
+                <w:spacing w:val="0"/>
+                <w:sz w:val="19"/>
+                <w:szCs w:val="19"/>
+                <w:shd w:val="clear" w:fill="FFFFFF"/>
+              </w:rPr>
+              <w:t>⑤ 烧写程序，打开串口软件（如SecureCRT），设置波特率（通常115200），观察日志（任务B每2秒打印1次，与任务A释放信号同步）；</w:t>
+            </w:r>
+            <w:r>
+              <w:rPr>
+                <w:rFonts w:hint="default" w:ascii="Helvetica" w:hAnsi="Helvetica" w:eastAsia="Helvetica" w:cs="Helvetica"/>
+                <w:i w:val="0"/>
+                <w:iCs w:val="0"/>
+                <w:caps w:val="0"/>
+                <w:color w:val="333333"/>
+                <w:spacing w:val="0"/>
+                <w:sz w:val="19"/>
+                <w:szCs w:val="19"/>
+                <w:shd w:val="clear" w:fill="FFFFFF"/>
+              </w:rPr>
+              <w:br w:type="textWrapping"/>
+            </w:r>
+            <w:r>
+              <w:rPr>
+                <w:rFonts w:hint="default" w:ascii="Helvetica" w:hAnsi="Helvetica" w:eastAsia="Helvetica" w:cs="Helvetica"/>
+                <w:i w:val="0"/>
+                <w:iCs w:val="0"/>
+                <w:caps w:val="0"/>
+                <w:color w:val="333333"/>
+                <w:spacing w:val="0"/>
+                <w:sz w:val="19"/>
+                <w:szCs w:val="19"/>
+                <w:shd w:val="clear" w:fill="FFFFFF"/>
+              </w:rPr>
+              <w:t>2. 重点帮扶：针对“信号量ID未传递到任务函数”“配置文件路径错误”等问题，一对一指导排查（如通过</w:t>
+            </w:r>
+            <w:r>
+              <w:rPr>
+                <w:rStyle w:val="11"/>
+                <w:rFonts w:hint="default" w:ascii="Consolas" w:hAnsi="Consolas" w:eastAsia="Consolas" w:cs="Consolas"/>
+                <w:i w:val="0"/>
+                <w:iCs w:val="0"/>
+                <w:caps w:val="0"/>
+                <w:color w:val="000000"/>
+                <w:spacing w:val="0"/>
+                <w:sz w:val="17"/>
+                <w:szCs w:val="17"/>
+                <w:shd w:val="clear" w:fill="F0F0F0"/>
+              </w:rPr>
+              <w:t>printf</w:t>
+            </w:r>
+            <w:r>
+              <w:rPr>
+                <w:rFonts w:hint="default" w:ascii="Helvetica" w:hAnsi="Helvetica" w:eastAsia="Helvetica" w:cs="Helvetica"/>
+                <w:i w:val="0"/>
+                <w:iCs w:val="0"/>
+                <w:caps w:val="0"/>
+                <w:color w:val="333333"/>
+                <w:spacing w:val="0"/>
+                <w:sz w:val="19"/>
+                <w:szCs w:val="19"/>
+                <w:shd w:val="clear" w:fill="FFFFFF"/>
+              </w:rPr>
+              <w:t>打印信号量ID验证是否创建成功）。</w:t>
+            </w:r>
+          </w:p>
+        </w:tc>
+        <w:tc>
+          <w:tcPr>
+            <w:tcW w:w="2279" w:type="dxa"/>
+            <w:shd w:val="clear" w:color="auto" w:fill="auto"/>
+            <w:vAlign w:val="center"/>
+          </w:tcPr>
+          <w:p>
+            <w:pPr>
+              <w:pStyle w:val="14"/>
+              <w:spacing w:line="340" w:lineRule="exact"/>
+              <w:ind w:left="116" w:leftChars="0" w:right="79" w:rightChars="0"/>
+              <w:rPr>
+                <w:rFonts w:hint="eastAsia" w:ascii="微软雅黑" w:hAnsi="微软雅黑" w:eastAsia="微软雅黑"/>
+                <w:color w:val="000000" w:themeColor="text1"/>
+                <w:sz w:val="21"/>
+                <w:szCs w:val="21"/>
+                <w:lang w:eastAsia="zh-CN"/>
+                <w14:textFill>
+                  <w14:solidFill>
+                    <w14:schemeClr w14:val="tx1"/>
+                  </w14:solidFill>
+                </w14:textFill>
+              </w:rPr>
+            </w:pPr>
+            <w:r>
+              <w:rPr>
+                <w:rFonts w:ascii="Helvetica" w:hAnsi="Helvetica" w:eastAsia="Helvetica" w:cs="Helvetica"/>
+                <w:i w:val="0"/>
+                <w:iCs w:val="0"/>
+                <w:caps w:val="0"/>
+                <w:color w:val="333333"/>
+                <w:spacing w:val="0"/>
+                <w:sz w:val="19"/>
+                <w:szCs w:val="19"/>
+                <w:shd w:val="clear" w:fill="FFFFFF"/>
+              </w:rPr>
+              <w:t>1. 跟随演示逐步操作，每完成一步自我检查（如核对</w:t>
+            </w:r>
+            <w:r>
+              <w:rPr>
+                <w:rStyle w:val="11"/>
+                <w:rFonts w:ascii="Consolas" w:hAnsi="Consolas" w:eastAsia="Consolas" w:cs="Consolas"/>
+                <w:i w:val="0"/>
+                <w:iCs w:val="0"/>
+                <w:caps w:val="0"/>
+                <w:color w:val="000000"/>
+                <w:spacing w:val="0"/>
+                <w:sz w:val="17"/>
+                <w:szCs w:val="17"/>
+                <w:shd w:val="clear" w:fill="F0F0F0"/>
+              </w:rPr>
+              <w:t>BUILD.gn</w:t>
+            </w:r>
+            <w:r>
+              <w:rPr>
+                <w:rFonts w:hint="default" w:ascii="Helvetica" w:hAnsi="Helvetica" w:eastAsia="Helvetica" w:cs="Helvetica"/>
+                <w:i w:val="0"/>
+                <w:iCs w:val="0"/>
+                <w:caps w:val="0"/>
+                <w:color w:val="333333"/>
+                <w:spacing w:val="0"/>
+                <w:sz w:val="19"/>
+                <w:szCs w:val="19"/>
+                <w:shd w:val="clear" w:fill="FFFFFF"/>
+              </w:rPr>
+              <w:t>路径是否正确）；</w:t>
+            </w:r>
+            <w:r>
+              <w:rPr>
+                <w:rFonts w:hint="default" w:ascii="Helvetica" w:hAnsi="Helvetica" w:eastAsia="Helvetica" w:cs="Helvetica"/>
+                <w:i w:val="0"/>
+                <w:iCs w:val="0"/>
+                <w:caps w:val="0"/>
+                <w:color w:val="333333"/>
+                <w:spacing w:val="0"/>
+                <w:sz w:val="19"/>
+                <w:szCs w:val="19"/>
+                <w:shd w:val="clear" w:fill="FFFFFF"/>
+              </w:rPr>
+              <w:br w:type="textWrapping"/>
+            </w:r>
+            <w:r>
+              <w:rPr>
+                <w:rFonts w:hint="default" w:ascii="Helvetica" w:hAnsi="Helvetica" w:eastAsia="Helvetica" w:cs="Helvetica"/>
+                <w:i w:val="0"/>
+                <w:iCs w:val="0"/>
+                <w:caps w:val="0"/>
+                <w:color w:val="333333"/>
+                <w:spacing w:val="0"/>
+                <w:sz w:val="19"/>
+                <w:szCs w:val="19"/>
+                <w:shd w:val="clear" w:fill="FFFFFF"/>
+              </w:rPr>
+              <w:t>2. 遇到错误先对照预习资料中的错误码表排查，无法解决则举手求助；</w:t>
+            </w:r>
+            <w:r>
+              <w:rPr>
+                <w:rFonts w:hint="default" w:ascii="Helvetica" w:hAnsi="Helvetica" w:eastAsia="Helvetica" w:cs="Helvetica"/>
+                <w:i w:val="0"/>
+                <w:iCs w:val="0"/>
+                <w:caps w:val="0"/>
+                <w:color w:val="333333"/>
+                <w:spacing w:val="0"/>
+                <w:sz w:val="19"/>
+                <w:szCs w:val="19"/>
+                <w:shd w:val="clear" w:fill="FFFFFF"/>
+              </w:rPr>
+              <w:br w:type="textWrapping"/>
+            </w:r>
+            <w:r>
+              <w:rPr>
+                <w:rFonts w:hint="default" w:ascii="Helvetica" w:hAnsi="Helvetica" w:eastAsia="Helvetica" w:cs="Helvetica"/>
+                <w:i w:val="0"/>
+                <w:iCs w:val="0"/>
+                <w:caps w:val="0"/>
+                <w:color w:val="333333"/>
+                <w:spacing w:val="0"/>
+                <w:sz w:val="19"/>
+                <w:szCs w:val="19"/>
+                <w:shd w:val="clear" w:fill="FFFFFF"/>
+              </w:rPr>
+              <w:t>3. 成功看到同步日志后，拍照记录，并尝试修改初始值为1，观察互斥场景效果。</w:t>
+            </w:r>
+          </w:p>
+        </w:tc>
+        <w:tc>
+          <w:tcPr>
+            <w:tcW w:w="2925" w:type="dxa"/>
+            <w:shd w:val="clear" w:color="auto" w:fill="auto"/>
+            <w:vAlign w:val="center"/>
+          </w:tcPr>
+          <w:p>
+            <w:pPr>
+              <w:pStyle w:val="14"/>
+              <w:spacing w:line="340" w:lineRule="exact"/>
+              <w:ind w:right="79" w:rightChars="0"/>
+              <w:rPr>
+                <w:rFonts w:hint="eastAsia" w:ascii="微软雅黑" w:hAnsi="微软雅黑" w:eastAsia="微软雅黑"/>
+                <w:color w:val="000000" w:themeColor="text1"/>
+                <w:sz w:val="21"/>
+                <w:szCs w:val="21"/>
+                <w:lang w:eastAsia="zh-CN"/>
+                <w14:textFill>
+                  <w14:solidFill>
+                    <w14:schemeClr w14:val="tx1"/>
+                  </w14:solidFill>
+                </w14:textFill>
+              </w:rPr>
+            </w:pPr>
+            <w:r>
+              <w:rPr>
+                <w:rFonts w:ascii="Helvetica" w:hAnsi="Helvetica" w:eastAsia="Helvetica" w:cs="Helvetica"/>
+                <w:i w:val="0"/>
+                <w:iCs w:val="0"/>
+                <w:caps w:val="0"/>
+                <w:color w:val="333333"/>
+                <w:spacing w:val="0"/>
+                <w:sz w:val="19"/>
+                <w:szCs w:val="19"/>
+                <w:shd w:val="clear" w:fill="FFFFFF"/>
+              </w:rPr>
+              <w:t>通过“分步演示+针对性指导”突破重点，强化动手能力；鼓励学生自主探索互斥场景，深化对信号量机制的理解。</w:t>
+            </w:r>
+          </w:p>
+        </w:tc>
+      </w:tr>
+      <w:tr>
+        <w:tblPrEx>
+          <w:tblBorders>
+            <w:top w:val="single" w:color="000000" w:themeColor="text1" w:sz="8" w:space="0"/>
+            <w:left w:val="single" w:color="000000" w:themeColor="text1" w:sz="8" w:space="0"/>
+            <w:bottom w:val="single" w:color="000000" w:themeColor="text1" w:sz="8" w:space="0"/>
+            <w:right w:val="single" w:color="000000" w:themeColor="text1" w:sz="8" w:space="0"/>
+            <w:insideH w:val="single" w:color="000000" w:themeColor="text1" w:sz="8" w:space="0"/>
+            <w:insideV w:val="single" w:color="000000" w:themeColor="text1" w:sz="8" w:space="0"/>
+          </w:tblBorders>
+          <w:tblCellMar>
+            <w:top w:w="0" w:type="dxa"/>
+            <w:left w:w="0" w:type="dxa"/>
+            <w:bottom w:w="0" w:type="dxa"/>
+            <w:right w:w="0" w:type="dxa"/>
+          </w:tblCellMar>
+        </w:tblPrEx>
+        <w:trPr>
+          <w:trHeight w:val="779" w:hRule="atLeast"/>
+          <w:jc w:val="center"/>
+        </w:trPr>
+        <w:tc>
+          <w:tcPr>
+            <w:tcW w:w="659" w:type="dxa"/>
+            <w:shd w:val="clear" w:color="auto" w:fill="auto"/>
+            <w:vAlign w:val="center"/>
+          </w:tcPr>
+          <w:p>
+            <w:pPr>
+              <w:pStyle w:val="14"/>
+              <w:spacing w:before="156" w:line="278" w:lineRule="auto"/>
+              <w:ind w:left="129" w:right="106"/>
+              <w:jc w:val="center"/>
+              <w:rPr>
+                <w:color w:val="000000" w:themeColor="text1"/>
+                <w:lang w:eastAsia="zh-CN"/>
+                <w14:textFill>
+                  <w14:solidFill>
+                    <w14:schemeClr w14:val="tx1"/>
+                  </w14:solidFill>
+                </w14:textFill>
+              </w:rPr>
+            </w:pPr>
+          </w:p>
+        </w:tc>
+        <w:tc>
+          <w:tcPr>
+            <w:tcW w:w="764" w:type="dxa"/>
+            <w:shd w:val="clear" w:color="auto" w:fill="auto"/>
+            <w:vAlign w:val="center"/>
+          </w:tcPr>
+          <w:p>
+            <w:pPr>
+              <w:pStyle w:val="14"/>
+              <w:spacing w:line="400" w:lineRule="exact"/>
+              <w:ind w:right="223"/>
+              <w:jc w:val="center"/>
+              <w:rPr>
+                <w:rFonts w:ascii="微软雅黑" w:hAnsi="微软雅黑" w:eastAsia="微软雅黑"/>
+                <w:color w:val="000000" w:themeColor="text1"/>
+                <w:sz w:val="21"/>
+                <w:szCs w:val="21"/>
+                <w:lang w:eastAsia="zh-CN"/>
+                <w14:textFill>
+                  <w14:solidFill>
+                    <w14:schemeClr w14:val="tx1"/>
+                  </w14:solidFill>
+                </w14:textFill>
+              </w:rPr>
+            </w:pPr>
+            <w:r>
+              <w:rPr>
+                <w:rFonts w:hint="eastAsia" w:ascii="微软雅黑" w:hAnsi="微软雅黑" w:eastAsia="微软雅黑"/>
+                <w:color w:val="000000" w:themeColor="text1"/>
+                <w:sz w:val="21"/>
+                <w:szCs w:val="21"/>
+                <w:lang w:eastAsia="zh-CN"/>
+                <w14:textFill>
+                  <w14:solidFill>
+                    <w14:schemeClr w14:val="tx1"/>
+                  </w14:solidFill>
+                </w14:textFill>
+              </w:rPr>
+              <w:t>任务</w:t>
+            </w:r>
+            <w:r>
+              <w:rPr>
+                <w:rFonts w:ascii="微软雅黑" w:hAnsi="微软雅黑" w:eastAsia="微软雅黑"/>
+                <w:color w:val="000000" w:themeColor="text1"/>
+                <w:sz w:val="21"/>
+                <w:szCs w:val="21"/>
+                <w:lang w:eastAsia="zh-CN"/>
+                <w14:textFill>
+                  <w14:solidFill>
+                    <w14:schemeClr w14:val="tx1"/>
+                  </w14:solidFill>
+                </w14:textFill>
+              </w:rPr>
+              <w:t>总结</w:t>
+            </w:r>
+          </w:p>
+          <w:p>
+            <w:pPr>
+              <w:pStyle w:val="14"/>
+              <w:spacing w:line="400" w:lineRule="exact"/>
+              <w:ind w:right="223" w:rightChars="0"/>
+              <w:rPr>
+                <w:rFonts w:hint="eastAsia" w:ascii="微软雅黑" w:hAnsi="微软雅黑" w:eastAsia="微软雅黑"/>
+                <w:color w:val="000000" w:themeColor="text1"/>
+                <w:sz w:val="21"/>
+                <w:szCs w:val="21"/>
+                <w:lang w:eastAsia="zh-CN"/>
+                <w14:textFill>
+                  <w14:solidFill>
+                    <w14:schemeClr w14:val="tx1"/>
+                  </w14:solidFill>
+                </w14:textFill>
+              </w:rPr>
+            </w:pPr>
+            <w:r>
+              <w:rPr>
+                <w:rFonts w:hint="eastAsia" w:ascii="微软雅黑" w:hAnsi="微软雅黑" w:eastAsia="微软雅黑"/>
+                <w:color w:val="000000" w:themeColor="text1"/>
+                <w:sz w:val="21"/>
+                <w:szCs w:val="21"/>
+                <w:lang w:eastAsia="zh-CN"/>
+                <w14:textFill>
+                  <w14:solidFill>
+                    <w14:schemeClr w14:val="tx1"/>
+                  </w14:solidFill>
+                </w14:textFill>
+              </w:rPr>
+              <w:t>（</w:t>
+            </w:r>
+            <w:r>
+              <w:rPr>
+                <w:rFonts w:ascii="微软雅黑" w:hAnsi="微软雅黑" w:eastAsia="微软雅黑"/>
+                <w:color w:val="000000" w:themeColor="text1"/>
+                <w:sz w:val="21"/>
+                <w:szCs w:val="21"/>
+                <w:lang w:eastAsia="zh-CN"/>
+                <w14:textFill>
+                  <w14:solidFill>
+                    <w14:schemeClr w14:val="tx1"/>
+                  </w14:solidFill>
+                </w14:textFill>
+              </w:rPr>
+              <w:t>5</w:t>
+            </w:r>
+            <w:r>
+              <w:rPr>
+                <w:rFonts w:hint="eastAsia" w:ascii="微软雅黑" w:hAnsi="微软雅黑" w:eastAsia="微软雅黑"/>
+                <w:color w:val="000000" w:themeColor="text1"/>
+                <w:sz w:val="21"/>
+                <w:szCs w:val="21"/>
+                <w:lang w:eastAsia="zh-CN"/>
+                <w14:textFill>
+                  <w14:solidFill>
+                    <w14:schemeClr w14:val="tx1"/>
+                  </w14:solidFill>
+                </w14:textFill>
+              </w:rPr>
+              <w:t>m</w:t>
+            </w:r>
+            <w:r>
+              <w:rPr>
+                <w:rFonts w:ascii="微软雅黑" w:hAnsi="微软雅黑" w:eastAsia="微软雅黑"/>
+                <w:color w:val="000000" w:themeColor="text1"/>
+                <w:sz w:val="21"/>
+                <w:szCs w:val="21"/>
+                <w:lang w:eastAsia="zh-CN"/>
+                <w14:textFill>
+                  <w14:solidFill>
+                    <w14:schemeClr w14:val="tx1"/>
+                  </w14:solidFill>
+                </w14:textFill>
+              </w:rPr>
+              <w:t>in</w:t>
+            </w:r>
+            <w:r>
+              <w:rPr>
+                <w:rFonts w:hint="eastAsia" w:ascii="微软雅黑" w:hAnsi="微软雅黑" w:eastAsia="微软雅黑"/>
+                <w:color w:val="000000" w:themeColor="text1"/>
+                <w:sz w:val="21"/>
+                <w:szCs w:val="21"/>
+                <w:lang w:eastAsia="zh-CN"/>
+                <w14:textFill>
+                  <w14:solidFill>
+                    <w14:schemeClr w14:val="tx1"/>
+                  </w14:solidFill>
+                </w14:textFill>
+              </w:rPr>
+              <w:t>）</w:t>
+            </w:r>
+          </w:p>
+        </w:tc>
+        <w:tc>
+          <w:tcPr>
+            <w:tcW w:w="3943" w:type="dxa"/>
+            <w:shd w:val="clear" w:color="auto" w:fill="auto"/>
+            <w:vAlign w:val="center"/>
+          </w:tcPr>
+          <w:p>
+            <w:pPr>
+              <w:pStyle w:val="14"/>
+              <w:spacing w:line="340" w:lineRule="exact"/>
+              <w:ind w:left="106" w:leftChars="0" w:right="24" w:rightChars="0"/>
+              <w:rPr>
+                <w:rFonts w:hint="eastAsia" w:ascii="宋体" w:hAnsi="宋体" w:eastAsia="宋体" w:cs="宋体"/>
+                <w:color w:val="000000" w:themeColor="text1"/>
+                <w:lang w:val="en-US" w:eastAsia="zh-CN"/>
+                <w14:textFill>
+                  <w14:solidFill>
+                    <w14:schemeClr w14:val="tx1"/>
+                  </w14:solidFill>
+                </w14:textFill>
+              </w:rPr>
+            </w:pPr>
+            <w:r>
+              <w:rPr>
+                <w:rFonts w:ascii="Helvetica" w:hAnsi="Helvetica" w:eastAsia="Helvetica" w:cs="Helvetica"/>
+                <w:i w:val="0"/>
+                <w:iCs w:val="0"/>
+                <w:caps w:val="0"/>
+                <w:color w:val="333333"/>
+                <w:spacing w:val="0"/>
+                <w:sz w:val="19"/>
+                <w:szCs w:val="19"/>
+                <w:shd w:val="clear" w:fill="FFFFFF"/>
+              </w:rPr>
+              <w:t>1. 流程梳理：用思维导图回顾“信号量开发全流程”（需求分析→API选择→代码编写→配置修改→编译烧写→结果验证）；</w:t>
+            </w:r>
+            <w:r>
+              <w:rPr>
+                <w:rFonts w:hint="default" w:ascii="Helvetica" w:hAnsi="Helvetica" w:eastAsia="Helvetica" w:cs="Helvetica"/>
+                <w:i w:val="0"/>
+                <w:iCs w:val="0"/>
+                <w:caps w:val="0"/>
+                <w:color w:val="333333"/>
+                <w:spacing w:val="0"/>
+                <w:sz w:val="19"/>
+                <w:szCs w:val="19"/>
+                <w:shd w:val="clear" w:fill="FFFFFF"/>
+              </w:rPr>
+              <w:br w:type="textWrapping"/>
+            </w:r>
+            <w:r>
+              <w:rPr>
+                <w:rFonts w:hint="default" w:ascii="Helvetica" w:hAnsi="Helvetica" w:eastAsia="Helvetica" w:cs="Helvetica"/>
+                <w:i w:val="0"/>
+                <w:iCs w:val="0"/>
+                <w:caps w:val="0"/>
+                <w:color w:val="333333"/>
+                <w:spacing w:val="0"/>
+                <w:sz w:val="19"/>
+                <w:szCs w:val="19"/>
+                <w:shd w:val="clear" w:fill="FFFFFF"/>
+              </w:rPr>
+              <w:t>2. 重难点强化：</w:t>
+            </w:r>
+            <w:r>
+              <w:rPr>
+                <w:rFonts w:hint="default" w:ascii="Helvetica" w:hAnsi="Helvetica" w:eastAsia="Helvetica" w:cs="Helvetica"/>
+                <w:i w:val="0"/>
+                <w:iCs w:val="0"/>
+                <w:caps w:val="0"/>
+                <w:color w:val="333333"/>
+                <w:spacing w:val="0"/>
+                <w:sz w:val="19"/>
+                <w:szCs w:val="19"/>
+                <w:shd w:val="clear" w:fill="FFFFFF"/>
+              </w:rPr>
+              <w:br w:type="textWrapping"/>
+            </w:r>
+            <w:r>
+              <w:rPr>
+                <w:rFonts w:hint="default" w:ascii="Helvetica" w:hAnsi="Helvetica" w:eastAsia="Helvetica" w:cs="Helvetica"/>
+                <w:i w:val="0"/>
+                <w:iCs w:val="0"/>
+                <w:caps w:val="0"/>
+                <w:color w:val="333333"/>
+                <w:spacing w:val="0"/>
+                <w:sz w:val="19"/>
+                <w:szCs w:val="19"/>
+                <w:shd w:val="clear" w:fill="FFFFFF"/>
+              </w:rPr>
+              <w:t>- 核心机制：同步（初始值0，解决顺序）、互斥（初始值1，解决竞争）；</w:t>
+            </w:r>
+            <w:r>
+              <w:rPr>
+                <w:rFonts w:hint="default" w:ascii="Helvetica" w:hAnsi="Helvetica" w:eastAsia="Helvetica" w:cs="Helvetica"/>
+                <w:i w:val="0"/>
+                <w:iCs w:val="0"/>
+                <w:caps w:val="0"/>
+                <w:color w:val="333333"/>
+                <w:spacing w:val="0"/>
+                <w:sz w:val="19"/>
+                <w:szCs w:val="19"/>
+                <w:shd w:val="clear" w:fill="FFFFFF"/>
+              </w:rPr>
+              <w:br w:type="textWrapping"/>
+            </w:r>
+            <w:r>
+              <w:rPr>
+                <w:rFonts w:hint="default" w:ascii="Helvetica" w:hAnsi="Helvetica" w:eastAsia="Helvetica" w:cs="Helvetica"/>
+                <w:i w:val="0"/>
+                <w:iCs w:val="0"/>
+                <w:caps w:val="0"/>
+                <w:color w:val="333333"/>
+                <w:spacing w:val="0"/>
+                <w:sz w:val="19"/>
+                <w:szCs w:val="19"/>
+                <w:shd w:val="clear" w:fill="FFFFFF"/>
+              </w:rPr>
+              <w:t>- 配置关键：</w:t>
+            </w:r>
+            <w:r>
+              <w:rPr>
+                <w:rStyle w:val="11"/>
+                <w:rFonts w:ascii="Consolas" w:hAnsi="Consolas" w:eastAsia="Consolas" w:cs="Consolas"/>
+                <w:i w:val="0"/>
+                <w:iCs w:val="0"/>
+                <w:caps w:val="0"/>
+                <w:color w:val="000000"/>
+                <w:spacing w:val="0"/>
+                <w:sz w:val="17"/>
+                <w:szCs w:val="17"/>
+                <w:shd w:val="clear" w:fill="F0F0F0"/>
+              </w:rPr>
+              <w:t>BUILD.gn</w:t>
+            </w:r>
+            <w:r>
+              <w:rPr>
+                <w:rFonts w:hint="default" w:ascii="Helvetica" w:hAnsi="Helvetica" w:eastAsia="Helvetica" w:cs="Helvetica"/>
+                <w:i w:val="0"/>
+                <w:iCs w:val="0"/>
+                <w:caps w:val="0"/>
+                <w:color w:val="333333"/>
+                <w:spacing w:val="0"/>
+                <w:sz w:val="19"/>
+                <w:szCs w:val="19"/>
+                <w:shd w:val="clear" w:fill="FFFFFF"/>
+              </w:rPr>
+              <w:t>与</w:t>
+            </w:r>
+            <w:r>
+              <w:rPr>
+                <w:rStyle w:val="11"/>
+                <w:rFonts w:hint="default" w:ascii="Consolas" w:hAnsi="Consolas" w:eastAsia="Consolas" w:cs="Consolas"/>
+                <w:i w:val="0"/>
+                <w:iCs w:val="0"/>
+                <w:caps w:val="0"/>
+                <w:color w:val="000000"/>
+                <w:spacing w:val="0"/>
+                <w:sz w:val="17"/>
+                <w:szCs w:val="17"/>
                 <w:shd w:val="clear" w:fill="F0F0F0"/>
               </w:rPr>
               <w:t>Makefile</w:t>
@@ -8011,7 +7941,6 @@
                 <w:spacing w:val="0"/>
                 <w:sz w:val="17"/>
                 <w:szCs w:val="17"/>
-                <w:bdr w:val="none" w:color="auto" w:sz="0" w:space="0"/>
                 <w:shd w:val="clear" w:fill="F0F0F0"/>
               </w:rPr>
               <w:t>LOS_QueueCreate()</w:t>
@@ -8547,8 +8476,6 @@
               </w:rPr>
               <w:t>提供课后复习支持，及时解决学习问题；通过高频错误汇总优化后续教学，帮助学生查漏补缺，巩固学习效果。</w:t>
             </w:r>
-            <w:bookmarkStart w:id="0" w:name="_GoBack"/>
-            <w:bookmarkEnd w:id="0"/>
           </w:p>
         </w:tc>
       </w:tr>
@@ -8689,7 +8616,7 @@
     <w:lsdException w:uiPriority="99" w:name="HTML Acronym"/>
     <w:lsdException w:uiPriority="99" w:name="HTML Address"/>
     <w:lsdException w:uiPriority="99" w:name="HTML Cite"/>
-    <w:lsdException w:uiPriority="99" w:name="HTML Code"/>
+    <w:lsdException w:qFormat="1" w:uiPriority="99" w:name="HTML Code"/>
     <w:lsdException w:uiPriority="99" w:name="HTML Definition"/>
     <w:lsdException w:uiPriority="99" w:name="HTML Keyboard"/>
     <w:lsdException w:uiPriority="99" w:name="HTML Preformatted"/>
@@ -9015,6 +8942,7 @@
     <w:basedOn w:val="9"/>
     <w:semiHidden/>
     <w:unhideWhenUsed/>
+    <w:qFormat/>
     <w:uiPriority w:val="99"/>
     <w:rPr>
       <w:rFonts w:ascii="Courier New" w:hAnsi="Courier New"/>

--- a/01-嵌入式操作系统及应用/01-教案/嵌入式操作系统及应用-07.docx
+++ b/01-嵌入式操作系统及应用/01-教案/嵌入式操作系统及应用-07.docx
@@ -237,16 +237,17 @@
             </w:pPr>
             <w:r>
               <w:rPr>
-                <w:rFonts w:ascii="Segoe UI" w:hAnsi="Segoe UI" w:eastAsia="Segoe UI" w:cs="Segoe UI"/>
-                <w:i w:val="0"/>
-                <w:iCs w:val="0"/>
-                <w:caps w:val="0"/>
-                <w:spacing w:val="0"/>
-                <w:sz w:val="16"/>
-                <w:szCs w:val="16"/>
-                <w:shd w:val="clear" w:fill="FBFBFB"/>
-              </w:rPr>
-              <w:t>2025-10-15</w:t>
+                <w:rFonts w:ascii="Noto Sans SC" w:hAnsi="Noto Sans SC" w:eastAsia="Noto Sans SC" w:cs="Noto Sans SC"/>
+                <w:i w:val="0"/>
+                <w:iCs w:val="0"/>
+                <w:caps w:val="0"/>
+                <w:color w:val="000000"/>
+                <w:spacing w:val="0"/>
+                <w:sz w:val="14"/>
+                <w:szCs w:val="14"/>
+                <w:shd w:val="clear" w:fill="FFFFFF"/>
+              </w:rPr>
+              <w:t>2025-10-16</w:t>
             </w:r>
             <w:bookmarkStart w:id="0" w:name="_GoBack"/>
             <w:bookmarkEnd w:id="0"/>
@@ -331,7 +332,16 @@
                 <w:szCs w:val="21"/>
                 <w:lang w:eastAsia="zh-CN"/>
               </w:rPr>
-              <w:t>物联网2411</w:t>
+              <w:t>物联网241</w:t>
+            </w:r>
+            <w:r>
+              <w:rPr>
+                <w:rFonts w:hint="eastAsia" w:ascii="宋体" w:hAnsi="宋体" w:eastAsia="宋体" w:cs="宋体"/>
+                <w:sz w:val="21"/>
+                <w:szCs w:val="21"/>
+                <w:lang w:val="en-US" w:eastAsia="zh-CN"/>
+              </w:rPr>
+              <w:t>2</w:t>
             </w:r>
           </w:p>
         </w:tc>
@@ -2017,7 +2027,6 @@
                   <w:insideH w:val="none" w:color="auto" w:sz="0" w:space="0"/>
                   <w:insideV w:val="none" w:color="auto" w:sz="0" w:space="0"/>
                 </w:tblBorders>
-                <w:shd w:val="clear" w:color="auto" w:fill="FFFFFF"/>
                 <w:tblCellMar>
                   <w:top w:w="15" w:type="dxa"/>
                   <w:left w:w="15" w:type="dxa"/>
@@ -5314,12 +5323,6 @@
             <w:insideH w:val="single" w:color="000000" w:themeColor="text1" w:sz="8" w:space="0"/>
             <w:insideV w:val="single" w:color="000000" w:themeColor="text1" w:sz="8" w:space="0"/>
           </w:tblBorders>
-          <w:tblCellMar>
-            <w:top w:w="0" w:type="dxa"/>
-            <w:left w:w="0" w:type="dxa"/>
-            <w:bottom w:w="0" w:type="dxa"/>
-            <w:right w:w="0" w:type="dxa"/>
-          </w:tblCellMar>
         </w:tblPrEx>
         <w:trPr>
           <w:trHeight w:val="779" w:hRule="atLeast"/>
@@ -7768,12 +7771,6 @@
             <w:insideH w:val="single" w:color="000000" w:themeColor="text1" w:sz="8" w:space="0"/>
             <w:insideV w:val="single" w:color="000000" w:themeColor="text1" w:sz="8" w:space="0"/>
           </w:tblBorders>
-          <w:tblCellMar>
-            <w:top w:w="0" w:type="dxa"/>
-            <w:left w:w="0" w:type="dxa"/>
-            <w:bottom w:w="0" w:type="dxa"/>
-            <w:right w:w="0" w:type="dxa"/>
-          </w:tblCellMar>
         </w:tblPrEx>
         <w:trPr>
           <w:trHeight w:val="770" w:hRule="atLeast"/>
